--- a/fuentes/CFA_03_22230062_DU.docx
+++ b/fuentes/CFA_03_22230062_DU.docx
@@ -259,15 +259,15 @@
         <mc:AlternateContent>
           <mc:Choice Requires="wps">
             <w:drawing>
-              <wp:anchor distT="45720" distB="45720" distL="114300" distR="114300" simplePos="0" relativeHeight="251657728" behindDoc="0" locked="0" layoutInCell="1" allowOverlap="1" wp14:anchorId="5E459EE6" wp14:editId="7EA5C184">
+              <wp:anchor distT="45720" distB="45720" distL="114300" distR="114300" simplePos="0" relativeHeight="251657728" behindDoc="0" locked="0" layoutInCell="1" allowOverlap="1" wp14:anchorId="5E459EE6" wp14:editId="64C5D562">
                 <wp:simplePos x="0" y="0"/>
-                <wp:positionH relativeFrom="column">
-                  <wp:posOffset>-249035</wp:posOffset>
+                <wp:positionH relativeFrom="margin">
+                  <wp:align>right</wp:align>
                 </wp:positionH>
                 <wp:positionV relativeFrom="paragraph">
-                  <wp:posOffset>143221</wp:posOffset>
+                  <wp:posOffset>146223</wp:posOffset>
                 </wp:positionV>
-                <wp:extent cx="6530340" cy="1857375"/>
+                <wp:extent cx="6331528" cy="1857375"/>
                 <wp:effectExtent l="0" t="0" r="0" b="9525"/>
                 <wp:wrapNone/>
                 <wp:docPr id="2" name="Cuadro de texto 2">
@@ -289,7 +289,7 @@
                       <wps:spPr bwMode="auto">
                         <a:xfrm>
                           <a:off x="0" y="0"/>
-                          <a:ext cx="6530340" cy="1857375"/>
+                          <a:ext cx="6331528" cy="1857375"/>
                         </a:xfrm>
                         <a:prstGeom prst="rect">
                           <a:avLst/>
@@ -339,7 +339,7 @@
                 <v:stroke joinstyle="miter"/>
                 <v:path gradientshapeok="t" o:connecttype="rect"/>
               </v:shapetype>
-              <v:shape id="Cuadro de texto 2" o:spid="_x0000_s1026" type="#_x0000_t202" alt="&quot;&quot;" style="position:absolute;left:0;text-align:left;margin-left:-19.6pt;margin-top:11.3pt;width:514.2pt;height:146.25pt;z-index:251657728;visibility:visible;mso-wrap-style:square;mso-width-percent:0;mso-height-percent:0;mso-wrap-distance-left:9pt;mso-wrap-distance-top:3.6pt;mso-wrap-distance-right:9pt;mso-wrap-distance-bottom:3.6pt;mso-position-horizontal:absolute;mso-position-horizontal-relative:text;mso-position-vertical:absolute;mso-position-vertical-relative:text;mso-width-percent:0;mso-height-percent:0;mso-width-relative:margin;mso-height-relative:margin;v-text-anchor:top" o:gfxdata="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" filled="f" stroked="f">
+              <v:shape id="Cuadro de texto 2" o:spid="_x0000_s1026" type="#_x0000_t202" alt="&quot;&quot;" style="position:absolute;left:0;text-align:left;margin-left:447.35pt;margin-top:11.5pt;width:498.55pt;height:146.25pt;z-index:251657728;visibility:visible;mso-wrap-style:square;mso-width-percent:0;mso-height-percent:0;mso-wrap-distance-left:9pt;mso-wrap-distance-top:3.6pt;mso-wrap-distance-right:9pt;mso-wrap-distance-bottom:3.6pt;mso-position-horizontal:right;mso-position-horizontal-relative:margin;mso-position-vertical:absolute;mso-position-vertical-relative:text;mso-width-percent:0;mso-height-percent:0;mso-width-relative:margin;mso-height-relative:margin;v-text-anchor:top" o:gfxdata="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" filled="f" stroked="f">
                 <v:textbox>
                   <w:txbxContent>
                     <w:p>
@@ -358,6 +358,7 @@
                     </w:p>
                   </w:txbxContent>
                 </v:textbox>
+                <w10:wrap anchorx="margin"/>
               </v:shape>
             </w:pict>
           </mc:Fallback>
@@ -713,7 +714,7 @@
             <w:noProof/>
             <w:webHidden/>
           </w:rPr>
-          <w:t>5</w:t>
+          <w:t>6</w:t>
         </w:r>
         <w:r>
           <w:rPr>
@@ -805,7 +806,7 @@
             <w:noProof/>
             <w:webHidden/>
           </w:rPr>
-          <w:t>8</w:t>
+          <w:t>9</w:t>
         </w:r>
         <w:r>
           <w:rPr>
@@ -898,7 +899,7 @@
             <w:noProof/>
             <w:webHidden/>
           </w:rPr>
-          <w:t>9</w:t>
+          <w:t>10</w:t>
         </w:r>
         <w:r>
           <w:rPr>
@@ -990,7 +991,7 @@
             <w:noProof/>
             <w:webHidden/>
           </w:rPr>
-          <w:t>11</w:t>
+          <w:t>12</w:t>
         </w:r>
         <w:r>
           <w:rPr>
@@ -1082,7 +1083,7 @@
             <w:noProof/>
             <w:webHidden/>
           </w:rPr>
-          <w:t>15</w:t>
+          <w:t>16</w:t>
         </w:r>
         <w:r>
           <w:rPr>
@@ -1174,7 +1175,7 @@
             <w:noProof/>
             <w:webHidden/>
           </w:rPr>
-          <w:t>18</w:t>
+          <w:t>19</w:t>
         </w:r>
         <w:r>
           <w:rPr>
@@ -1247,7 +1248,7 @@
             <w:noProof/>
             <w:webHidden/>
           </w:rPr>
-          <w:t>23</w:t>
+          <w:t>24</w:t>
         </w:r>
         <w:r>
           <w:rPr>
@@ -1320,7 +1321,7 @@
             <w:noProof/>
             <w:webHidden/>
           </w:rPr>
-          <w:t>24</w:t>
+          <w:t>26</w:t>
         </w:r>
         <w:r>
           <w:rPr>
@@ -1394,7 +1395,7 @@
             <w:noProof/>
             <w:webHidden/>
           </w:rPr>
-          <w:t>26</w:t>
+          <w:t>28</w:t>
         </w:r>
         <w:r>
           <w:rPr>
@@ -1467,7 +1468,7 @@
             <w:noProof/>
             <w:webHidden/>
           </w:rPr>
-          <w:t>27</w:t>
+          <w:t>29</w:t>
         </w:r>
         <w:r>
           <w:rPr>
@@ -1533,26 +1534,142 @@
     </w:p>
     <w:p>
       <w:pPr>
+        <w:spacing w:before="0" w:after="0"/>
+        <w:rPr>
+          <w:lang w:eastAsia="es-CO"/>
+        </w:rPr>
+      </w:pPr>
+    </w:p>
+    <w:p>
+      <w:pPr>
+        <w:spacing w:before="0" w:after="0"/>
+        <w:rPr>
+          <w:lang w:eastAsia="es-CO"/>
+        </w:rPr>
+      </w:pPr>
+    </w:p>
+    <w:p>
+      <w:pPr>
+        <w:spacing w:before="0" w:after="0"/>
+        <w:rPr>
+          <w:lang w:eastAsia="es-CO"/>
+        </w:rPr>
+      </w:pPr>
+    </w:p>
+    <w:p>
+      <w:pPr>
+        <w:spacing w:before="0" w:after="0"/>
+        <w:rPr>
+          <w:lang w:eastAsia="es-CO"/>
+        </w:rPr>
+      </w:pPr>
+    </w:p>
+    <w:p>
+      <w:pPr>
+        <w:spacing w:before="0" w:after="0"/>
+        <w:rPr>
+          <w:lang w:eastAsia="es-CO"/>
+        </w:rPr>
+      </w:pPr>
+    </w:p>
+    <w:p>
+      <w:pPr>
+        <w:spacing w:before="0" w:after="0"/>
+        <w:rPr>
+          <w:lang w:eastAsia="es-CO"/>
+        </w:rPr>
+      </w:pPr>
+    </w:p>
+    <w:p>
+      <w:pPr>
+        <w:spacing w:before="0" w:after="0"/>
+        <w:rPr>
+          <w:lang w:eastAsia="es-CO"/>
+        </w:rPr>
+      </w:pPr>
+    </w:p>
+    <w:p>
+      <w:pPr>
+        <w:spacing w:before="0" w:after="0"/>
+        <w:rPr>
+          <w:lang w:eastAsia="es-CO"/>
+        </w:rPr>
+      </w:pPr>
+    </w:p>
+    <w:p>
+      <w:pPr>
+        <w:spacing w:before="0" w:after="0"/>
+        <w:rPr>
+          <w:lang w:eastAsia="es-CO"/>
+        </w:rPr>
+      </w:pPr>
+    </w:p>
+    <w:p>
+      <w:pPr>
+        <w:spacing w:before="0" w:after="0"/>
+        <w:rPr>
+          <w:lang w:eastAsia="es-CO"/>
+        </w:rPr>
+      </w:pPr>
+    </w:p>
+    <w:p>
+      <w:pPr>
+        <w:spacing w:before="0" w:after="0"/>
+        <w:rPr>
+          <w:lang w:eastAsia="es-CO"/>
+        </w:rPr>
+      </w:pPr>
+    </w:p>
+    <w:p>
+      <w:pPr>
+        <w:spacing w:before="0" w:after="0"/>
+        <w:rPr>
+          <w:lang w:eastAsia="es-CO"/>
+        </w:rPr>
+      </w:pPr>
+    </w:p>
+    <w:p>
+      <w:pPr>
+        <w:spacing w:before="0" w:after="0"/>
+        <w:rPr>
+          <w:lang w:eastAsia="es-CO"/>
+        </w:rPr>
+      </w:pPr>
+    </w:p>
+    <w:p>
+      <w:pPr>
         <w:pStyle w:val="Video"/>
-      </w:pPr>
-      <w:r>
-        <w:t>Aspectos de bioseguridad en la producción pecuaria</w:t>
-      </w:r>
-    </w:p>
-    <w:p>
-      <w:pPr>
-        <w:spacing w:before="0" w:after="0"/>
-        <w:ind w:firstLine="0"/>
+        <w:ind w:left="0" w:firstLine="0"/>
+        <w:jc w:val="left"/>
+      </w:pPr>
+      <w:r>
+        <w:lastRenderedPageBreak/>
+        <w:t>Plan de acción ambiental y de eficiencia energética</w:t>
+      </w:r>
+    </w:p>
+    <w:p>
+      <w:pPr>
+        <w:pStyle w:val="Video"/>
+        <w:numPr>
+          <w:ilvl w:val="0"/>
+          <w:numId w:val="0"/>
+        </w:numPr>
       </w:pPr>
       <w:r>
         <w:rPr>
           <w:noProof/>
         </w:rPr>
         <w:drawing>
-          <wp:inline distT="0" distB="0" distL="0" distR="0" wp14:anchorId="0A7812CE" wp14:editId="64D80750">
-            <wp:extent cx="5175739" cy="3493624"/>
-            <wp:effectExtent l="0" t="0" r="6350" b="0"/>
-            <wp:docPr id="664932610" name="Imagen 4"/>
+          <wp:inline distT="0" distB="0" distL="0" distR="0" wp14:anchorId="0A7812CE" wp14:editId="11B78449">
+            <wp:extent cx="5151839" cy="3477491"/>
+            <wp:effectExtent l="0" t="0" r="0" b="8890"/>
+            <wp:docPr id="664932610" name="Imagen 4">
+              <a:extLst xmlns:a="http://schemas.openxmlformats.org/drawingml/2006/main">
+                <a:ext uri="{C183D7F6-B498-43B3-948B-1728B52AA6E4}">
+                  <adec:decorative xmlns:adec="http://schemas.microsoft.com/office/drawing/2017/decorative" val="1"/>
+                </a:ext>
+              </a:extLst>
+            </wp:docPr>
             <wp:cNvGraphicFramePr>
               <a:graphicFrameLocks xmlns:a="http://schemas.openxmlformats.org/drawingml/2006/main" noChangeAspect="1"/>
             </wp:cNvGraphicFramePr>
@@ -1560,7 +1677,13 @@
               <a:graphicData uri="http://schemas.openxmlformats.org/drawingml/2006/picture">
                 <pic:pic xmlns:pic="http://schemas.openxmlformats.org/drawingml/2006/picture">
                   <pic:nvPicPr>
-                    <pic:cNvPr id="0" name="Picture 1"/>
+                    <pic:cNvPr id="664932610" name="Imagen 4">
+                      <a:extLst>
+                        <a:ext uri="{C183D7F6-B498-43B3-948B-1728B52AA6E4}">
+                          <adec:decorative xmlns:adec="http://schemas.microsoft.com/office/drawing/2017/decorative" val="1"/>
+                        </a:ext>
+                      </a:extLst>
+                    </pic:cNvPr>
                     <pic:cNvPicPr>
                       <a:picLocks noChangeAspect="1" noChangeArrowheads="1"/>
                     </pic:cNvPicPr>
@@ -1581,7 +1704,7 @@
                   <pic:spPr bwMode="auto">
                     <a:xfrm>
                       <a:off x="0" y="0"/>
-                      <a:ext cx="5179470" cy="3496142"/>
+                      <a:ext cx="5210252" cy="3516920"/>
                     </a:xfrm>
                     <a:prstGeom prst="rect">
                       <a:avLst/>
@@ -1602,6 +1725,7 @@
     <w:p>
       <w:pPr>
         <w:spacing w:before="0" w:after="0"/>
+        <w:ind w:firstLine="0"/>
         <w:rPr>
           <w:b/>
         </w:rPr>
@@ -1652,7 +1776,6 @@
               <w:rPr>
                 <w:b/>
               </w:rPr>
-              <w:lastRenderedPageBreak/>
               <w:t xml:space="preserve">Transcripción </w:t>
             </w:r>
             <w:r>
@@ -1662,7 +1785,7 @@
               <w:t xml:space="preserve">del video: </w:t>
             </w:r>
             <w:r>
-              <w:t>Plan de acción ambiental y de eficiencia energética – Introducción</w:t>
+              <w:t xml:space="preserve">Plan de acción ambiental y de eficiencia energética </w:t>
             </w:r>
           </w:p>
         </w:tc>
@@ -1684,38 +1807,30 @@
             <w:pPr>
               <w:spacing w:before="0" w:after="0"/>
             </w:pPr>
+            <w:r>
+              <w:t xml:space="preserve">Este componente formativo proporciona al aprendiz los fundamentos para diseñar, estructurar y evaluar estrategias sostenibles, integrando herramientas que consideran aspectos técnicos, económicos y ambientales. Con ello, se busca </w:t>
+            </w:r>
+            <w:r>
+              <w:lastRenderedPageBreak/>
+              <w:t xml:space="preserve">desarrollar competencias para identificar problemas, establecer objetivos claros y proponer medidas concretas para el ahorro y uso racional de la energía. </w:t>
+            </w:r>
           </w:p>
           <w:p>
             <w:pPr>
               <w:spacing w:before="0" w:after="0"/>
             </w:pPr>
             <w:r>
-              <w:t xml:space="preserve">Este componente formativo proporciona al aprendiz los fundamentos para diseñar, estructurar y evaluar estrategias sostenibles, integrando herramientas que consideran aspectos técnicos, económicos y ambientales. Con ello, se busca desarrollar competencias para identificar problemas, establecer objetivos claros y proponer medidas concretas para el ahorro y uso racional de la energía. </w:t>
-            </w:r>
-          </w:p>
-          <w:p>
-            <w:pPr>
-              <w:spacing w:before="0" w:after="0"/>
-            </w:pPr>
-          </w:p>
-          <w:p>
-            <w:pPr>
-              <w:spacing w:before="0" w:after="0"/>
-            </w:pPr>
-            <w:r>
               <w:t>A partir del análisis de indicadores, la definición de actividades y el seguimiento de resultados, se fortalece la capacidad para implementar acciones que contribuyan a la mitigación de impactos, la optimización de procesos energéticos y el cumplimiento de la normativa ambiental vigente. Este proceso no solo promueve la eficiencia, sino que impulsa la mejora continua y la sostenibilidad a largo plazo.</w:t>
             </w:r>
-          </w:p>
-          <w:p>
-            <w:pPr>
-              <w:spacing w:before="0" w:after="0"/>
-            </w:pPr>
           </w:p>
           <w:p>
             <w:pPr>
               <w:spacing w:before="0" w:after="0"/>
               <w:ind w:firstLine="0"/>
             </w:pPr>
+            <w:r>
+              <w:t xml:space="preserve">          </w:t>
+            </w:r>
             <w:r>
               <w:t xml:space="preserve">Trabajar por el ambiente no es únicamente reducir el consumo. </w:t>
             </w:r>
@@ -1740,8 +1855,12 @@
     </w:p>
     <w:p>
       <w:pPr>
-        <w:spacing w:before="0" w:after="0"/>
-      </w:pPr>
+        <w:spacing w:before="0" w:after="0" w:line="240" w:lineRule="auto"/>
+        <w:ind w:firstLine="0"/>
+      </w:pPr>
+      <w:r>
+        <w:br w:type="page"/>
+      </w:r>
     </w:p>
     <w:p>
       <w:pPr>
@@ -1817,7 +1936,13 @@
         <w:t>Fase de inicio (justificación):</w:t>
       </w:r>
       <w:r>
-        <w:t xml:space="preserve"> se define el problema energético ambiental a intervenir con base en el déficit ecológico y la viabilidad económica identificada previamente. Se formulan los objetivos generales del plan.</w:t>
+        <w:t xml:space="preserve"> se define el problema energético</w:t>
+      </w:r>
+      <w:r>
+        <w:t>-</w:t>
+      </w:r>
+      <w:r>
+        <w:t>ambiental a intervenir con base en el déficit ecológico y la viabilidad económica identificada previamente. Se formulan los objetivos generales del plan.</w:t>
       </w:r>
     </w:p>
     <w:p>
@@ -2263,9 +2388,9 @@
         <w:tblLook w:val="04A0" w:firstRow="1" w:lastRow="0" w:firstColumn="1" w:lastColumn="0" w:noHBand="0" w:noVBand="1"/>
       </w:tblPr>
       <w:tblGrid>
-        <w:gridCol w:w="1824"/>
-        <w:gridCol w:w="1688"/>
-        <w:gridCol w:w="1688"/>
+        <w:gridCol w:w="1980"/>
+        <w:gridCol w:w="1701"/>
+        <w:gridCol w:w="1519"/>
         <w:gridCol w:w="1688"/>
         <w:gridCol w:w="1688"/>
         <w:gridCol w:w="1592"/>
@@ -2273,28 +2398,28 @@
       <w:tr>
         <w:trPr>
           <w:trHeight w:val="395"/>
+          <w:tblHeader/>
         </w:trPr>
         <w:tc>
           <w:tcPr>
-            <w:tcW w:w="1824" w:type="dxa"/>
-          </w:tcPr>
-          <w:p>
-            <w:pPr>
-              <w:spacing w:before="0" w:after="0" w:line="240" w:lineRule="auto"/>
+            <w:tcW w:w="1980" w:type="dxa"/>
+            <w:shd w:val="clear" w:color="auto" w:fill="E7E6E6" w:themeFill="background2"/>
+          </w:tcPr>
+          <w:p>
+            <w:pPr>
+              <w:spacing w:before="0" w:after="0"/>
               <w:ind w:firstLine="0"/>
               <w:rPr>
                 <w:b/>
                 <w:bCs/>
-                <w:sz w:val="24"/>
-                <w:szCs w:val="24"/>
+                <w:szCs w:val="28"/>
               </w:rPr>
             </w:pPr>
             <w:r>
               <w:rPr>
                 <w:b/>
                 <w:bCs/>
-                <w:sz w:val="24"/>
-                <w:szCs w:val="24"/>
+                <w:szCs w:val="28"/>
               </w:rPr>
               <w:t>Actividad</w:t>
             </w:r>
@@ -2302,25 +2427,24 @@
         </w:tc>
         <w:tc>
           <w:tcPr>
-            <w:tcW w:w="1688" w:type="dxa"/>
-          </w:tcPr>
-          <w:p>
-            <w:pPr>
-              <w:spacing w:before="0" w:after="0" w:line="240" w:lineRule="auto"/>
+            <w:tcW w:w="1701" w:type="dxa"/>
+            <w:shd w:val="clear" w:color="auto" w:fill="E7E6E6" w:themeFill="background2"/>
+          </w:tcPr>
+          <w:p>
+            <w:pPr>
+              <w:spacing w:before="0" w:after="0"/>
               <w:ind w:firstLine="0"/>
               <w:rPr>
                 <w:b/>
                 <w:bCs/>
-                <w:sz w:val="24"/>
-                <w:szCs w:val="24"/>
+                <w:szCs w:val="28"/>
               </w:rPr>
             </w:pPr>
             <w:r>
               <w:rPr>
                 <w:b/>
                 <w:bCs/>
-                <w:sz w:val="24"/>
-                <w:szCs w:val="24"/>
+                <w:szCs w:val="28"/>
               </w:rPr>
               <w:t>Semana 1</w:t>
             </w:r>
@@ -2328,25 +2452,24 @@
         </w:tc>
         <w:tc>
           <w:tcPr>
-            <w:tcW w:w="1688" w:type="dxa"/>
-          </w:tcPr>
-          <w:p>
-            <w:pPr>
-              <w:spacing w:before="0" w:after="0" w:line="240" w:lineRule="auto"/>
+            <w:tcW w:w="1519" w:type="dxa"/>
+            <w:shd w:val="clear" w:color="auto" w:fill="E7E6E6" w:themeFill="background2"/>
+          </w:tcPr>
+          <w:p>
+            <w:pPr>
+              <w:spacing w:before="0" w:after="0"/>
               <w:ind w:firstLine="0"/>
               <w:rPr>
                 <w:b/>
                 <w:bCs/>
-                <w:sz w:val="24"/>
-                <w:szCs w:val="24"/>
+                <w:szCs w:val="28"/>
               </w:rPr>
             </w:pPr>
             <w:r>
               <w:rPr>
                 <w:b/>
                 <w:bCs/>
-                <w:sz w:val="24"/>
-                <w:szCs w:val="24"/>
+                <w:szCs w:val="28"/>
               </w:rPr>
               <w:t>Semana 2</w:t>
             </w:r>
@@ -2355,24 +2478,23 @@
         <w:tc>
           <w:tcPr>
             <w:tcW w:w="1688" w:type="dxa"/>
-          </w:tcPr>
-          <w:p>
-            <w:pPr>
-              <w:spacing w:before="0" w:after="0" w:line="240" w:lineRule="auto"/>
+            <w:shd w:val="clear" w:color="auto" w:fill="E7E6E6" w:themeFill="background2"/>
+          </w:tcPr>
+          <w:p>
+            <w:pPr>
+              <w:spacing w:before="0" w:after="0"/>
               <w:ind w:firstLine="0"/>
               <w:rPr>
                 <w:b/>
                 <w:bCs/>
-                <w:sz w:val="24"/>
-                <w:szCs w:val="24"/>
+                <w:szCs w:val="28"/>
               </w:rPr>
             </w:pPr>
             <w:r>
               <w:rPr>
                 <w:b/>
                 <w:bCs/>
-                <w:sz w:val="24"/>
-                <w:szCs w:val="24"/>
+                <w:szCs w:val="28"/>
               </w:rPr>
               <w:t>Semana 3</w:t>
             </w:r>
@@ -2381,24 +2503,23 @@
         <w:tc>
           <w:tcPr>
             <w:tcW w:w="1688" w:type="dxa"/>
-          </w:tcPr>
-          <w:p>
-            <w:pPr>
-              <w:spacing w:before="0" w:after="0" w:line="240" w:lineRule="auto"/>
+            <w:shd w:val="clear" w:color="auto" w:fill="E7E6E6" w:themeFill="background2"/>
+          </w:tcPr>
+          <w:p>
+            <w:pPr>
+              <w:spacing w:before="0" w:after="0"/>
               <w:ind w:firstLine="0"/>
               <w:rPr>
                 <w:b/>
                 <w:bCs/>
-                <w:sz w:val="24"/>
-                <w:szCs w:val="24"/>
+                <w:szCs w:val="28"/>
               </w:rPr>
             </w:pPr>
             <w:r>
               <w:rPr>
                 <w:b/>
                 <w:bCs/>
-                <w:sz w:val="24"/>
-                <w:szCs w:val="24"/>
+                <w:szCs w:val="28"/>
               </w:rPr>
               <w:t>Semana 4</w:t>
             </w:r>
@@ -2407,24 +2528,23 @@
         <w:tc>
           <w:tcPr>
             <w:tcW w:w="1592" w:type="dxa"/>
-          </w:tcPr>
-          <w:p>
-            <w:pPr>
-              <w:spacing w:before="0" w:after="0" w:line="240" w:lineRule="auto"/>
+            <w:shd w:val="clear" w:color="auto" w:fill="E7E6E6" w:themeFill="background2"/>
+          </w:tcPr>
+          <w:p>
+            <w:pPr>
+              <w:spacing w:before="0" w:after="0"/>
               <w:ind w:firstLine="0"/>
               <w:rPr>
                 <w:b/>
                 <w:bCs/>
-                <w:sz w:val="24"/>
-                <w:szCs w:val="24"/>
+                <w:szCs w:val="28"/>
               </w:rPr>
             </w:pPr>
             <w:r>
               <w:rPr>
                 <w:b/>
                 <w:bCs/>
-                <w:sz w:val="24"/>
-                <w:szCs w:val="24"/>
+                <w:szCs w:val="28"/>
               </w:rPr>
               <w:t>Semana 5</w:t>
             </w:r>
@@ -2437,25 +2557,23 @@
         </w:trPr>
         <w:tc>
           <w:tcPr>
-            <w:tcW w:w="1824" w:type="dxa"/>
-          </w:tcPr>
-          <w:p>
-            <w:pPr>
-              <w:spacing w:before="0" w:after="0" w:line="240" w:lineRule="auto"/>
+            <w:tcW w:w="1980" w:type="dxa"/>
+          </w:tcPr>
+          <w:p>
+            <w:pPr>
+              <w:spacing w:before="0" w:after="0"/>
               <w:ind w:firstLine="0"/>
               <w:rPr>
                 <w:b/>
                 <w:bCs/>
-                <w:sz w:val="24"/>
-                <w:szCs w:val="24"/>
+                <w:szCs w:val="28"/>
               </w:rPr>
             </w:pPr>
             <w:r>
               <w:rPr>
                 <w:b/>
                 <w:bCs/>
-                <w:sz w:val="24"/>
-                <w:szCs w:val="24"/>
+                <w:szCs w:val="28"/>
               </w:rPr>
               <w:t>1. Estudio técnico</w:t>
             </w:r>
@@ -2463,24 +2581,55 @@
         </w:tc>
         <w:tc>
           <w:tcPr>
+            <w:tcW w:w="1701" w:type="dxa"/>
+          </w:tcPr>
+          <w:p>
+            <w:pPr>
+              <w:spacing w:before="0" w:after="0"/>
+              <w:ind w:firstLine="0"/>
+              <w:rPr>
+                <w:szCs w:val="28"/>
+              </w:rPr>
+            </w:pPr>
+            <w:r>
+              <w:rPr>
+                <w:szCs w:val="28"/>
+              </w:rPr>
+              <w:t>■■■■■■</w:t>
+            </w:r>
+          </w:p>
+        </w:tc>
+        <w:tc>
+          <w:tcPr>
+            <w:tcW w:w="1519" w:type="dxa"/>
+          </w:tcPr>
+          <w:p>
+            <w:pPr>
+              <w:spacing w:before="0" w:after="0"/>
+              <w:ind w:firstLine="0"/>
+              <w:rPr>
+                <w:szCs w:val="28"/>
+              </w:rPr>
+            </w:pPr>
+            <w:r>
+              <w:rPr>
+                <w:szCs w:val="28"/>
+              </w:rPr>
+              <w:t>■■■■■■</w:t>
+            </w:r>
+          </w:p>
+        </w:tc>
+        <w:tc>
+          <w:tcPr>
             <w:tcW w:w="1688" w:type="dxa"/>
           </w:tcPr>
           <w:p>
             <w:pPr>
-              <w:spacing w:before="0" w:after="0" w:line="240" w:lineRule="auto"/>
-              <w:ind w:firstLine="0"/>
-              <w:rPr>
-                <w:sz w:val="24"/>
-                <w:szCs w:val="24"/>
-              </w:rPr>
-            </w:pPr>
-            <w:r>
-              <w:rPr>
-                <w:sz w:val="24"/>
-                <w:szCs w:val="24"/>
-              </w:rPr>
-              <w:t>■■■■■■</w:t>
-            </w:r>
+              <w:spacing w:before="0" w:after="0"/>
+              <w:rPr>
+                <w:szCs w:val="28"/>
+              </w:rPr>
+            </w:pPr>
           </w:p>
         </w:tc>
         <w:tc>
@@ -2489,46 +2638,9 @@
           </w:tcPr>
           <w:p>
             <w:pPr>
-              <w:spacing w:before="0" w:after="0" w:line="240" w:lineRule="auto"/>
-              <w:ind w:firstLine="0"/>
-              <w:rPr>
-                <w:sz w:val="24"/>
-                <w:szCs w:val="24"/>
-              </w:rPr>
-            </w:pPr>
-            <w:r>
-              <w:rPr>
-                <w:sz w:val="24"/>
-                <w:szCs w:val="24"/>
-              </w:rPr>
-              <w:t>■■■■■■</w:t>
-            </w:r>
-          </w:p>
-        </w:tc>
-        <w:tc>
-          <w:tcPr>
-            <w:tcW w:w="1688" w:type="dxa"/>
-          </w:tcPr>
-          <w:p>
-            <w:pPr>
-              <w:spacing w:before="0" w:after="0" w:line="240" w:lineRule="auto"/>
-              <w:rPr>
-                <w:sz w:val="24"/>
-                <w:szCs w:val="24"/>
-              </w:rPr>
-            </w:pPr>
-          </w:p>
-        </w:tc>
-        <w:tc>
-          <w:tcPr>
-            <w:tcW w:w="1688" w:type="dxa"/>
-          </w:tcPr>
-          <w:p>
-            <w:pPr>
-              <w:spacing w:before="0" w:after="0" w:line="240" w:lineRule="auto"/>
-              <w:rPr>
-                <w:sz w:val="24"/>
-                <w:szCs w:val="24"/>
+              <w:spacing w:before="0" w:after="0"/>
+              <w:rPr>
+                <w:szCs w:val="28"/>
               </w:rPr>
             </w:pPr>
           </w:p>
@@ -2539,10 +2651,9 @@
           </w:tcPr>
           <w:p>
             <w:pPr>
-              <w:spacing w:before="0" w:after="0" w:line="240" w:lineRule="auto"/>
-              <w:rPr>
-                <w:sz w:val="24"/>
-                <w:szCs w:val="24"/>
+              <w:spacing w:before="0" w:after="0"/>
+              <w:rPr>
+                <w:szCs w:val="28"/>
               </w:rPr>
             </w:pPr>
           </w:p>
@@ -2554,25 +2665,23 @@
         </w:trPr>
         <w:tc>
           <w:tcPr>
-            <w:tcW w:w="1824" w:type="dxa"/>
-          </w:tcPr>
-          <w:p>
-            <w:pPr>
-              <w:spacing w:before="0" w:after="0" w:line="240" w:lineRule="auto"/>
+            <w:tcW w:w="1980" w:type="dxa"/>
+          </w:tcPr>
+          <w:p>
+            <w:pPr>
+              <w:spacing w:before="0" w:after="0"/>
               <w:ind w:firstLine="0"/>
               <w:rPr>
                 <w:b/>
                 <w:bCs/>
-                <w:sz w:val="24"/>
-                <w:szCs w:val="24"/>
+                <w:szCs w:val="28"/>
               </w:rPr>
             </w:pPr>
             <w:r>
               <w:rPr>
                 <w:b/>
                 <w:bCs/>
-                <w:sz w:val="24"/>
-                <w:szCs w:val="24"/>
+                <w:szCs w:val="28"/>
               </w:rPr>
               <w:t>1.1 Análisis de demanda energética</w:t>
             </w:r>
@@ -2580,24 +2689,55 @@
         </w:tc>
         <w:tc>
           <w:tcPr>
+            <w:tcW w:w="1701" w:type="dxa"/>
+          </w:tcPr>
+          <w:p>
+            <w:pPr>
+              <w:spacing w:before="0" w:after="0"/>
+              <w:ind w:firstLine="0"/>
+              <w:rPr>
+                <w:szCs w:val="28"/>
+              </w:rPr>
+            </w:pPr>
+            <w:r>
+              <w:rPr>
+                <w:szCs w:val="28"/>
+              </w:rPr>
+              <w:t>■■■</w:t>
+            </w:r>
+          </w:p>
+        </w:tc>
+        <w:tc>
+          <w:tcPr>
+            <w:tcW w:w="1519" w:type="dxa"/>
+          </w:tcPr>
+          <w:p>
+            <w:pPr>
+              <w:spacing w:before="0" w:after="0"/>
+              <w:ind w:firstLine="0"/>
+              <w:rPr>
+                <w:szCs w:val="28"/>
+              </w:rPr>
+            </w:pPr>
+            <w:r>
+              <w:rPr>
+                <w:szCs w:val="28"/>
+              </w:rPr>
+              <w:t>■■■</w:t>
+            </w:r>
+          </w:p>
+        </w:tc>
+        <w:tc>
+          <w:tcPr>
             <w:tcW w:w="1688" w:type="dxa"/>
           </w:tcPr>
           <w:p>
             <w:pPr>
-              <w:spacing w:before="0" w:after="0" w:line="240" w:lineRule="auto"/>
-              <w:ind w:firstLine="0"/>
-              <w:rPr>
-                <w:sz w:val="24"/>
-                <w:szCs w:val="24"/>
-              </w:rPr>
-            </w:pPr>
-            <w:r>
-              <w:rPr>
-                <w:sz w:val="24"/>
-                <w:szCs w:val="24"/>
-              </w:rPr>
-              <w:t>■■■</w:t>
-            </w:r>
+              <w:spacing w:before="0" w:after="0"/>
+              <w:rPr>
+                <w:szCs w:val="28"/>
+              </w:rPr>
+            </w:pPr>
           </w:p>
         </w:tc>
         <w:tc>
@@ -2606,46 +2746,9 @@
           </w:tcPr>
           <w:p>
             <w:pPr>
-              <w:spacing w:before="0" w:after="0" w:line="240" w:lineRule="auto"/>
-              <w:ind w:firstLine="0"/>
-              <w:rPr>
-                <w:sz w:val="24"/>
-                <w:szCs w:val="24"/>
-              </w:rPr>
-            </w:pPr>
-            <w:r>
-              <w:rPr>
-                <w:sz w:val="24"/>
-                <w:szCs w:val="24"/>
-              </w:rPr>
-              <w:t>■■■</w:t>
-            </w:r>
-          </w:p>
-        </w:tc>
-        <w:tc>
-          <w:tcPr>
-            <w:tcW w:w="1688" w:type="dxa"/>
-          </w:tcPr>
-          <w:p>
-            <w:pPr>
-              <w:spacing w:before="0" w:after="0" w:line="240" w:lineRule="auto"/>
-              <w:rPr>
-                <w:sz w:val="24"/>
-                <w:szCs w:val="24"/>
-              </w:rPr>
-            </w:pPr>
-          </w:p>
-        </w:tc>
-        <w:tc>
-          <w:tcPr>
-            <w:tcW w:w="1688" w:type="dxa"/>
-          </w:tcPr>
-          <w:p>
-            <w:pPr>
-              <w:spacing w:before="0" w:after="0" w:line="240" w:lineRule="auto"/>
-              <w:rPr>
-                <w:sz w:val="24"/>
-                <w:szCs w:val="24"/>
+              <w:spacing w:before="0" w:after="0"/>
+              <w:rPr>
+                <w:szCs w:val="28"/>
               </w:rPr>
             </w:pPr>
           </w:p>
@@ -2656,10 +2759,9 @@
           </w:tcPr>
           <w:p>
             <w:pPr>
-              <w:spacing w:before="0" w:after="0" w:line="240" w:lineRule="auto"/>
-              <w:rPr>
-                <w:sz w:val="24"/>
-                <w:szCs w:val="24"/>
+              <w:spacing w:before="0" w:after="0"/>
+              <w:rPr>
+                <w:szCs w:val="28"/>
               </w:rPr>
             </w:pPr>
           </w:p>
@@ -2671,25 +2773,23 @@
         </w:trPr>
         <w:tc>
           <w:tcPr>
-            <w:tcW w:w="1824" w:type="dxa"/>
-          </w:tcPr>
-          <w:p>
-            <w:pPr>
-              <w:spacing w:before="0" w:after="0" w:line="240" w:lineRule="auto"/>
+            <w:tcW w:w="1980" w:type="dxa"/>
+          </w:tcPr>
+          <w:p>
+            <w:pPr>
+              <w:spacing w:before="0" w:after="0"/>
               <w:ind w:firstLine="0"/>
               <w:rPr>
                 <w:b/>
                 <w:bCs/>
-                <w:sz w:val="24"/>
-                <w:szCs w:val="24"/>
+                <w:szCs w:val="28"/>
               </w:rPr>
             </w:pPr>
             <w:r>
               <w:rPr>
                 <w:b/>
                 <w:bCs/>
-                <w:sz w:val="24"/>
-                <w:szCs w:val="24"/>
+                <w:szCs w:val="28"/>
               </w:rPr>
               <w:t>1.2 Evaluación del sitio</w:t>
             </w:r>
@@ -2697,14 +2797,46 @@
         </w:tc>
         <w:tc>
           <w:tcPr>
+            <w:tcW w:w="1701" w:type="dxa"/>
+          </w:tcPr>
+          <w:p>
+            <w:pPr>
+              <w:spacing w:before="0" w:after="0"/>
+              <w:rPr>
+                <w:szCs w:val="28"/>
+              </w:rPr>
+            </w:pPr>
+          </w:p>
+        </w:tc>
+        <w:tc>
+          <w:tcPr>
+            <w:tcW w:w="1519" w:type="dxa"/>
+          </w:tcPr>
+          <w:p>
+            <w:pPr>
+              <w:spacing w:before="0" w:after="0"/>
+              <w:ind w:firstLine="0"/>
+              <w:rPr>
+                <w:szCs w:val="28"/>
+              </w:rPr>
+            </w:pPr>
+            <w:r>
+              <w:rPr>
+                <w:szCs w:val="28"/>
+              </w:rPr>
+              <w:t>■■■■</w:t>
+            </w:r>
+          </w:p>
+        </w:tc>
+        <w:tc>
+          <w:tcPr>
             <w:tcW w:w="1688" w:type="dxa"/>
           </w:tcPr>
           <w:p>
             <w:pPr>
-              <w:spacing w:before="0" w:after="0" w:line="240" w:lineRule="auto"/>
-              <w:rPr>
-                <w:sz w:val="24"/>
-                <w:szCs w:val="24"/>
+              <w:spacing w:before="0" w:after="0"/>
+              <w:rPr>
+                <w:szCs w:val="28"/>
               </w:rPr>
             </w:pPr>
           </w:p>
@@ -2715,46 +2847,9 @@
           </w:tcPr>
           <w:p>
             <w:pPr>
-              <w:spacing w:before="0" w:after="0" w:line="240" w:lineRule="auto"/>
-              <w:ind w:firstLine="0"/>
-              <w:rPr>
-                <w:sz w:val="24"/>
-                <w:szCs w:val="24"/>
-              </w:rPr>
-            </w:pPr>
-            <w:r>
-              <w:rPr>
-                <w:sz w:val="24"/>
-                <w:szCs w:val="24"/>
-              </w:rPr>
-              <w:t>■■■■</w:t>
-            </w:r>
-          </w:p>
-        </w:tc>
-        <w:tc>
-          <w:tcPr>
-            <w:tcW w:w="1688" w:type="dxa"/>
-          </w:tcPr>
-          <w:p>
-            <w:pPr>
-              <w:spacing w:before="0" w:after="0" w:line="240" w:lineRule="auto"/>
-              <w:rPr>
-                <w:sz w:val="24"/>
-                <w:szCs w:val="24"/>
-              </w:rPr>
-            </w:pPr>
-          </w:p>
-        </w:tc>
-        <w:tc>
-          <w:tcPr>
-            <w:tcW w:w="1688" w:type="dxa"/>
-          </w:tcPr>
-          <w:p>
-            <w:pPr>
-              <w:spacing w:before="0" w:after="0" w:line="240" w:lineRule="auto"/>
-              <w:rPr>
-                <w:sz w:val="24"/>
-                <w:szCs w:val="24"/>
+              <w:spacing w:before="0" w:after="0"/>
+              <w:rPr>
+                <w:szCs w:val="28"/>
               </w:rPr>
             </w:pPr>
           </w:p>
@@ -2765,10 +2860,9 @@
           </w:tcPr>
           <w:p>
             <w:pPr>
-              <w:spacing w:before="0" w:after="0" w:line="240" w:lineRule="auto"/>
-              <w:rPr>
-                <w:sz w:val="24"/>
-                <w:szCs w:val="24"/>
+              <w:spacing w:before="0" w:after="0"/>
+              <w:rPr>
+                <w:szCs w:val="28"/>
               </w:rPr>
             </w:pPr>
           </w:p>
@@ -2780,25 +2874,23 @@
         </w:trPr>
         <w:tc>
           <w:tcPr>
-            <w:tcW w:w="1824" w:type="dxa"/>
-          </w:tcPr>
-          <w:p>
-            <w:pPr>
-              <w:spacing w:before="0" w:after="0" w:line="240" w:lineRule="auto"/>
+            <w:tcW w:w="1980" w:type="dxa"/>
+          </w:tcPr>
+          <w:p>
+            <w:pPr>
+              <w:spacing w:before="0" w:after="0"/>
               <w:ind w:firstLine="0"/>
               <w:rPr>
                 <w:b/>
                 <w:bCs/>
-                <w:sz w:val="24"/>
-                <w:szCs w:val="24"/>
+                <w:szCs w:val="28"/>
               </w:rPr>
             </w:pPr>
             <w:r>
               <w:rPr>
                 <w:b/>
                 <w:bCs/>
-                <w:sz w:val="24"/>
-                <w:szCs w:val="24"/>
+                <w:szCs w:val="28"/>
               </w:rPr>
               <w:t>2. Adquisición del sistema</w:t>
             </w:r>
@@ -2806,16 +2898,48 @@
         </w:tc>
         <w:tc>
           <w:tcPr>
+            <w:tcW w:w="1701" w:type="dxa"/>
+          </w:tcPr>
+          <w:p>
+            <w:pPr>
+              <w:spacing w:before="0" w:after="0"/>
+              <w:rPr>
+                <w:szCs w:val="28"/>
+              </w:rPr>
+            </w:pPr>
+          </w:p>
+        </w:tc>
+        <w:tc>
+          <w:tcPr>
+            <w:tcW w:w="1519" w:type="dxa"/>
+          </w:tcPr>
+          <w:p>
+            <w:pPr>
+              <w:spacing w:before="0" w:after="0"/>
+              <w:rPr>
+                <w:szCs w:val="28"/>
+              </w:rPr>
+            </w:pPr>
+          </w:p>
+        </w:tc>
+        <w:tc>
+          <w:tcPr>
             <w:tcW w:w="1688" w:type="dxa"/>
           </w:tcPr>
           <w:p>
             <w:pPr>
-              <w:spacing w:before="0" w:after="0" w:line="240" w:lineRule="auto"/>
-              <w:rPr>
-                <w:sz w:val="24"/>
-                <w:szCs w:val="24"/>
-              </w:rPr>
-            </w:pPr>
+              <w:spacing w:before="0" w:after="0"/>
+              <w:ind w:firstLine="0"/>
+              <w:rPr>
+                <w:szCs w:val="28"/>
+              </w:rPr>
+            </w:pPr>
+            <w:r>
+              <w:rPr>
+                <w:szCs w:val="28"/>
+              </w:rPr>
+              <w:t>■■■■■■</w:t>
+            </w:r>
           </w:p>
         </w:tc>
         <w:tc>
@@ -2824,31 +2948,15 @@
           </w:tcPr>
           <w:p>
             <w:pPr>
-              <w:spacing w:before="0" w:after="0" w:line="240" w:lineRule="auto"/>
-              <w:rPr>
-                <w:sz w:val="24"/>
-                <w:szCs w:val="24"/>
-              </w:rPr>
-            </w:pPr>
-          </w:p>
-        </w:tc>
-        <w:tc>
-          <w:tcPr>
-            <w:tcW w:w="1688" w:type="dxa"/>
-          </w:tcPr>
-          <w:p>
-            <w:pPr>
-              <w:spacing w:before="0" w:after="0" w:line="240" w:lineRule="auto"/>
+              <w:spacing w:before="0" w:after="0"/>
               <w:ind w:firstLine="0"/>
               <w:rPr>
-                <w:sz w:val="24"/>
-                <w:szCs w:val="24"/>
-              </w:rPr>
-            </w:pPr>
-            <w:r>
-              <w:rPr>
-                <w:sz w:val="24"/>
-                <w:szCs w:val="24"/>
+                <w:szCs w:val="28"/>
+              </w:rPr>
+            </w:pPr>
+            <w:r>
+              <w:rPr>
+                <w:szCs w:val="28"/>
               </w:rPr>
               <w:t>■■■■■■</w:t>
             </w:r>
@@ -2856,36 +2964,13 @@
         </w:tc>
         <w:tc>
           <w:tcPr>
-            <w:tcW w:w="1688" w:type="dxa"/>
-          </w:tcPr>
-          <w:p>
-            <w:pPr>
-              <w:spacing w:before="0" w:after="0" w:line="240" w:lineRule="auto"/>
-              <w:ind w:firstLine="0"/>
-              <w:rPr>
-                <w:sz w:val="24"/>
-                <w:szCs w:val="24"/>
-              </w:rPr>
-            </w:pPr>
-            <w:r>
-              <w:rPr>
-                <w:sz w:val="24"/>
-                <w:szCs w:val="24"/>
-              </w:rPr>
-              <w:t>■■■■■■</w:t>
-            </w:r>
-          </w:p>
-        </w:tc>
-        <w:tc>
-          <w:tcPr>
             <w:tcW w:w="1592" w:type="dxa"/>
           </w:tcPr>
           <w:p>
             <w:pPr>
-              <w:spacing w:before="0" w:after="0" w:line="240" w:lineRule="auto"/>
-              <w:rPr>
-                <w:sz w:val="24"/>
-                <w:szCs w:val="24"/>
+              <w:spacing w:before="0" w:after="0"/>
+              <w:rPr>
+                <w:szCs w:val="28"/>
               </w:rPr>
             </w:pPr>
           </w:p>
@@ -2897,25 +2982,23 @@
         </w:trPr>
         <w:tc>
           <w:tcPr>
-            <w:tcW w:w="1824" w:type="dxa"/>
-          </w:tcPr>
-          <w:p>
-            <w:pPr>
-              <w:spacing w:before="0" w:after="0" w:line="240" w:lineRule="auto"/>
+            <w:tcW w:w="1980" w:type="dxa"/>
+          </w:tcPr>
+          <w:p>
+            <w:pPr>
+              <w:spacing w:before="0" w:after="0"/>
               <w:ind w:firstLine="0"/>
               <w:rPr>
                 <w:b/>
                 <w:bCs/>
-                <w:sz w:val="24"/>
-                <w:szCs w:val="24"/>
+                <w:szCs w:val="28"/>
               </w:rPr>
             </w:pPr>
             <w:r>
               <w:rPr>
                 <w:b/>
                 <w:bCs/>
-                <w:sz w:val="24"/>
-                <w:szCs w:val="24"/>
+                <w:szCs w:val="28"/>
               </w:rPr>
               <w:t>2.1 Selección de proveedor</w:t>
             </w:r>
@@ -2923,16 +3006,48 @@
         </w:tc>
         <w:tc>
           <w:tcPr>
+            <w:tcW w:w="1701" w:type="dxa"/>
+          </w:tcPr>
+          <w:p>
+            <w:pPr>
+              <w:spacing w:before="0" w:after="0"/>
+              <w:rPr>
+                <w:szCs w:val="28"/>
+              </w:rPr>
+            </w:pPr>
+          </w:p>
+        </w:tc>
+        <w:tc>
+          <w:tcPr>
+            <w:tcW w:w="1519" w:type="dxa"/>
+          </w:tcPr>
+          <w:p>
+            <w:pPr>
+              <w:spacing w:before="0" w:after="0"/>
+              <w:rPr>
+                <w:szCs w:val="28"/>
+              </w:rPr>
+            </w:pPr>
+          </w:p>
+        </w:tc>
+        <w:tc>
+          <w:tcPr>
             <w:tcW w:w="1688" w:type="dxa"/>
           </w:tcPr>
           <w:p>
             <w:pPr>
-              <w:spacing w:before="0" w:after="0" w:line="240" w:lineRule="auto"/>
-              <w:rPr>
-                <w:sz w:val="24"/>
-                <w:szCs w:val="24"/>
-              </w:rPr>
-            </w:pPr>
+              <w:spacing w:before="0" w:after="0"/>
+              <w:ind w:firstLine="0"/>
+              <w:rPr>
+                <w:szCs w:val="28"/>
+              </w:rPr>
+            </w:pPr>
+            <w:r>
+              <w:rPr>
+                <w:szCs w:val="28"/>
+              </w:rPr>
+              <w:t>■■■</w:t>
+            </w:r>
           </w:p>
         </w:tc>
         <w:tc>
@@ -2941,46 +3056,9 @@
           </w:tcPr>
           <w:p>
             <w:pPr>
-              <w:spacing w:before="0" w:after="0" w:line="240" w:lineRule="auto"/>
-              <w:rPr>
-                <w:sz w:val="24"/>
-                <w:szCs w:val="24"/>
-              </w:rPr>
-            </w:pPr>
-          </w:p>
-        </w:tc>
-        <w:tc>
-          <w:tcPr>
-            <w:tcW w:w="1688" w:type="dxa"/>
-          </w:tcPr>
-          <w:p>
-            <w:pPr>
-              <w:spacing w:before="0" w:after="0" w:line="240" w:lineRule="auto"/>
-              <w:ind w:firstLine="0"/>
-              <w:rPr>
-                <w:sz w:val="24"/>
-                <w:szCs w:val="24"/>
-              </w:rPr>
-            </w:pPr>
-            <w:r>
-              <w:rPr>
-                <w:sz w:val="24"/>
-                <w:szCs w:val="24"/>
-              </w:rPr>
-              <w:t>■■■</w:t>
-            </w:r>
-          </w:p>
-        </w:tc>
-        <w:tc>
-          <w:tcPr>
-            <w:tcW w:w="1688" w:type="dxa"/>
-          </w:tcPr>
-          <w:p>
-            <w:pPr>
-              <w:spacing w:before="0" w:after="0" w:line="240" w:lineRule="auto"/>
-              <w:rPr>
-                <w:sz w:val="24"/>
-                <w:szCs w:val="24"/>
+              <w:spacing w:before="0" w:after="0"/>
+              <w:rPr>
+                <w:szCs w:val="28"/>
               </w:rPr>
             </w:pPr>
           </w:p>
@@ -2991,10 +3069,9 @@
           </w:tcPr>
           <w:p>
             <w:pPr>
-              <w:spacing w:before="0" w:after="0" w:line="240" w:lineRule="auto"/>
-              <w:rPr>
-                <w:sz w:val="24"/>
-                <w:szCs w:val="24"/>
+              <w:spacing w:before="0" w:after="0"/>
+              <w:rPr>
+                <w:szCs w:val="28"/>
               </w:rPr>
             </w:pPr>
           </w:p>
@@ -3006,25 +3083,23 @@
         </w:trPr>
         <w:tc>
           <w:tcPr>
-            <w:tcW w:w="1824" w:type="dxa"/>
-          </w:tcPr>
-          <w:p>
-            <w:pPr>
-              <w:spacing w:before="0" w:after="0" w:line="240" w:lineRule="auto"/>
+            <w:tcW w:w="1980" w:type="dxa"/>
+          </w:tcPr>
+          <w:p>
+            <w:pPr>
+              <w:spacing w:before="0" w:after="0"/>
               <w:ind w:firstLine="0"/>
               <w:rPr>
                 <w:b/>
                 <w:bCs/>
-                <w:sz w:val="24"/>
-                <w:szCs w:val="24"/>
+                <w:szCs w:val="28"/>
               </w:rPr>
             </w:pPr>
             <w:r>
               <w:rPr>
                 <w:b/>
                 <w:bCs/>
-                <w:sz w:val="24"/>
-                <w:szCs w:val="24"/>
+                <w:szCs w:val="28"/>
               </w:rPr>
               <w:t>2.2 Compra de equipos</w:t>
             </w:r>
@@ -3032,14 +3107,39 @@
         </w:tc>
         <w:tc>
           <w:tcPr>
+            <w:tcW w:w="1701" w:type="dxa"/>
+          </w:tcPr>
+          <w:p>
+            <w:pPr>
+              <w:spacing w:before="0" w:after="0"/>
+              <w:rPr>
+                <w:szCs w:val="28"/>
+              </w:rPr>
+            </w:pPr>
+          </w:p>
+        </w:tc>
+        <w:tc>
+          <w:tcPr>
+            <w:tcW w:w="1519" w:type="dxa"/>
+          </w:tcPr>
+          <w:p>
+            <w:pPr>
+              <w:spacing w:before="0" w:after="0"/>
+              <w:rPr>
+                <w:szCs w:val="28"/>
+              </w:rPr>
+            </w:pPr>
+          </w:p>
+        </w:tc>
+        <w:tc>
+          <w:tcPr>
             <w:tcW w:w="1688" w:type="dxa"/>
           </w:tcPr>
           <w:p>
             <w:pPr>
-              <w:spacing w:before="0" w:after="0" w:line="240" w:lineRule="auto"/>
-              <w:rPr>
-                <w:sz w:val="24"/>
-                <w:szCs w:val="24"/>
+              <w:spacing w:before="0" w:after="0"/>
+              <w:rPr>
+                <w:szCs w:val="28"/>
               </w:rPr>
             </w:pPr>
           </w:p>
@@ -3050,45 +3150,15 @@
           </w:tcPr>
           <w:p>
             <w:pPr>
-              <w:spacing w:before="0" w:after="0" w:line="240" w:lineRule="auto"/>
-              <w:rPr>
-                <w:sz w:val="24"/>
-                <w:szCs w:val="24"/>
-              </w:rPr>
-            </w:pPr>
-          </w:p>
-        </w:tc>
-        <w:tc>
-          <w:tcPr>
-            <w:tcW w:w="1688" w:type="dxa"/>
-          </w:tcPr>
-          <w:p>
-            <w:pPr>
-              <w:spacing w:before="0" w:after="0" w:line="240" w:lineRule="auto"/>
-              <w:rPr>
-                <w:sz w:val="24"/>
-                <w:szCs w:val="24"/>
-              </w:rPr>
-            </w:pPr>
-          </w:p>
-        </w:tc>
-        <w:tc>
-          <w:tcPr>
-            <w:tcW w:w="1688" w:type="dxa"/>
-          </w:tcPr>
-          <w:p>
-            <w:pPr>
-              <w:spacing w:before="0" w:after="0" w:line="240" w:lineRule="auto"/>
+              <w:spacing w:before="0" w:after="0"/>
               <w:ind w:firstLine="0"/>
               <w:rPr>
-                <w:sz w:val="24"/>
-                <w:szCs w:val="24"/>
-              </w:rPr>
-            </w:pPr>
-            <w:r>
-              <w:rPr>
-                <w:sz w:val="24"/>
-                <w:szCs w:val="24"/>
+                <w:szCs w:val="28"/>
+              </w:rPr>
+            </w:pPr>
+            <w:r>
+              <w:rPr>
+                <w:szCs w:val="28"/>
               </w:rPr>
               <w:t>■■■■■■</w:t>
             </w:r>
@@ -3100,10 +3170,9 @@
           </w:tcPr>
           <w:p>
             <w:pPr>
-              <w:spacing w:before="0" w:after="0" w:line="240" w:lineRule="auto"/>
-              <w:rPr>
-                <w:sz w:val="24"/>
-                <w:szCs w:val="24"/>
+              <w:spacing w:before="0" w:after="0"/>
+              <w:rPr>
+                <w:szCs w:val="28"/>
               </w:rPr>
             </w:pPr>
           </w:p>
@@ -3115,25 +3184,23 @@
         </w:trPr>
         <w:tc>
           <w:tcPr>
-            <w:tcW w:w="1824" w:type="dxa"/>
-          </w:tcPr>
-          <w:p>
-            <w:pPr>
-              <w:spacing w:before="0" w:after="0" w:line="240" w:lineRule="auto"/>
+            <w:tcW w:w="1980" w:type="dxa"/>
+          </w:tcPr>
+          <w:p>
+            <w:pPr>
+              <w:spacing w:before="0" w:after="0"/>
               <w:ind w:firstLine="0"/>
               <w:rPr>
                 <w:b/>
                 <w:bCs/>
-                <w:sz w:val="24"/>
-                <w:szCs w:val="24"/>
+                <w:szCs w:val="28"/>
               </w:rPr>
             </w:pPr>
             <w:r>
               <w:rPr>
                 <w:b/>
                 <w:bCs/>
-                <w:sz w:val="24"/>
-                <w:szCs w:val="24"/>
+                <w:szCs w:val="28"/>
               </w:rPr>
               <w:t>3.Instalación y puesta en marcha</w:t>
             </w:r>
@@ -3141,14 +3208,39 @@
         </w:tc>
         <w:tc>
           <w:tcPr>
+            <w:tcW w:w="1701" w:type="dxa"/>
+          </w:tcPr>
+          <w:p>
+            <w:pPr>
+              <w:spacing w:before="0" w:after="0"/>
+              <w:rPr>
+                <w:szCs w:val="28"/>
+              </w:rPr>
+            </w:pPr>
+          </w:p>
+        </w:tc>
+        <w:tc>
+          <w:tcPr>
+            <w:tcW w:w="1519" w:type="dxa"/>
+          </w:tcPr>
+          <w:p>
+            <w:pPr>
+              <w:spacing w:before="0" w:after="0"/>
+              <w:rPr>
+                <w:szCs w:val="28"/>
+              </w:rPr>
+            </w:pPr>
+          </w:p>
+        </w:tc>
+        <w:tc>
+          <w:tcPr>
             <w:tcW w:w="1688" w:type="dxa"/>
           </w:tcPr>
           <w:p>
             <w:pPr>
-              <w:spacing w:before="0" w:after="0" w:line="240" w:lineRule="auto"/>
-              <w:rPr>
-                <w:sz w:val="24"/>
-                <w:szCs w:val="24"/>
+              <w:spacing w:before="0" w:after="0"/>
+              <w:rPr>
+                <w:szCs w:val="28"/>
               </w:rPr>
             </w:pPr>
           </w:p>
@@ -3159,38 +3251,9 @@
           </w:tcPr>
           <w:p>
             <w:pPr>
-              <w:spacing w:before="0" w:after="0" w:line="240" w:lineRule="auto"/>
-              <w:rPr>
-                <w:sz w:val="24"/>
-                <w:szCs w:val="24"/>
-              </w:rPr>
-            </w:pPr>
-          </w:p>
-        </w:tc>
-        <w:tc>
-          <w:tcPr>
-            <w:tcW w:w="1688" w:type="dxa"/>
-          </w:tcPr>
-          <w:p>
-            <w:pPr>
-              <w:spacing w:before="0" w:after="0" w:line="240" w:lineRule="auto"/>
-              <w:rPr>
-                <w:sz w:val="24"/>
-                <w:szCs w:val="24"/>
-              </w:rPr>
-            </w:pPr>
-          </w:p>
-        </w:tc>
-        <w:tc>
-          <w:tcPr>
-            <w:tcW w:w="1688" w:type="dxa"/>
-          </w:tcPr>
-          <w:p>
-            <w:pPr>
-              <w:spacing w:before="0" w:after="0" w:line="240" w:lineRule="auto"/>
-              <w:rPr>
-                <w:sz w:val="24"/>
-                <w:szCs w:val="24"/>
+              <w:spacing w:before="0" w:after="0"/>
+              <w:rPr>
+                <w:szCs w:val="28"/>
               </w:rPr>
             </w:pPr>
           </w:p>
@@ -3201,17 +3264,15 @@
           </w:tcPr>
           <w:p>
             <w:pPr>
-              <w:spacing w:before="0" w:after="0" w:line="240" w:lineRule="auto"/>
+              <w:spacing w:before="0" w:after="0"/>
               <w:ind w:firstLine="0"/>
               <w:rPr>
-                <w:sz w:val="24"/>
-                <w:szCs w:val="24"/>
-              </w:rPr>
-            </w:pPr>
-            <w:r>
-              <w:rPr>
-                <w:sz w:val="24"/>
-                <w:szCs w:val="24"/>
+                <w:szCs w:val="28"/>
+              </w:rPr>
+            </w:pPr>
+            <w:r>
+              <w:rPr>
+                <w:szCs w:val="28"/>
               </w:rPr>
               <w:t>■■■■■■</w:t>
             </w:r>
@@ -3224,25 +3285,23 @@
         </w:trPr>
         <w:tc>
           <w:tcPr>
-            <w:tcW w:w="1824" w:type="dxa"/>
-          </w:tcPr>
-          <w:p>
-            <w:pPr>
-              <w:spacing w:before="0" w:after="0" w:line="240" w:lineRule="auto"/>
+            <w:tcW w:w="1980" w:type="dxa"/>
+          </w:tcPr>
+          <w:p>
+            <w:pPr>
+              <w:spacing w:before="0" w:after="0"/>
               <w:ind w:firstLine="0"/>
               <w:rPr>
                 <w:b/>
                 <w:bCs/>
-                <w:sz w:val="24"/>
-                <w:szCs w:val="24"/>
+                <w:szCs w:val="28"/>
               </w:rPr>
             </w:pPr>
             <w:r>
               <w:rPr>
                 <w:b/>
                 <w:bCs/>
-                <w:sz w:val="24"/>
-                <w:szCs w:val="24"/>
+                <w:szCs w:val="28"/>
               </w:rPr>
               <w:t>3.1 Montaje del sistema</w:t>
             </w:r>
@@ -3250,14 +3309,39 @@
         </w:tc>
         <w:tc>
           <w:tcPr>
+            <w:tcW w:w="1701" w:type="dxa"/>
+          </w:tcPr>
+          <w:p>
+            <w:pPr>
+              <w:spacing w:before="0" w:after="0"/>
+              <w:rPr>
+                <w:szCs w:val="28"/>
+              </w:rPr>
+            </w:pPr>
+          </w:p>
+        </w:tc>
+        <w:tc>
+          <w:tcPr>
+            <w:tcW w:w="1519" w:type="dxa"/>
+          </w:tcPr>
+          <w:p>
+            <w:pPr>
+              <w:spacing w:before="0" w:after="0"/>
+              <w:rPr>
+                <w:szCs w:val="28"/>
+              </w:rPr>
+            </w:pPr>
+          </w:p>
+        </w:tc>
+        <w:tc>
+          <w:tcPr>
             <w:tcW w:w="1688" w:type="dxa"/>
           </w:tcPr>
           <w:p>
             <w:pPr>
-              <w:spacing w:before="0" w:after="0" w:line="240" w:lineRule="auto"/>
-              <w:rPr>
-                <w:sz w:val="24"/>
-                <w:szCs w:val="24"/>
+              <w:spacing w:before="0" w:after="0"/>
+              <w:rPr>
+                <w:szCs w:val="28"/>
               </w:rPr>
             </w:pPr>
           </w:p>
@@ -3268,38 +3352,9 @@
           </w:tcPr>
           <w:p>
             <w:pPr>
-              <w:spacing w:before="0" w:after="0" w:line="240" w:lineRule="auto"/>
-              <w:rPr>
-                <w:sz w:val="24"/>
-                <w:szCs w:val="24"/>
-              </w:rPr>
-            </w:pPr>
-          </w:p>
-        </w:tc>
-        <w:tc>
-          <w:tcPr>
-            <w:tcW w:w="1688" w:type="dxa"/>
-          </w:tcPr>
-          <w:p>
-            <w:pPr>
-              <w:spacing w:before="0" w:after="0" w:line="240" w:lineRule="auto"/>
-              <w:rPr>
-                <w:sz w:val="24"/>
-                <w:szCs w:val="24"/>
-              </w:rPr>
-            </w:pPr>
-          </w:p>
-        </w:tc>
-        <w:tc>
-          <w:tcPr>
-            <w:tcW w:w="1688" w:type="dxa"/>
-          </w:tcPr>
-          <w:p>
-            <w:pPr>
-              <w:spacing w:before="0" w:after="0" w:line="240" w:lineRule="auto"/>
-              <w:rPr>
-                <w:sz w:val="24"/>
-                <w:szCs w:val="24"/>
+              <w:spacing w:before="0" w:after="0"/>
+              <w:rPr>
+                <w:szCs w:val="28"/>
               </w:rPr>
             </w:pPr>
           </w:p>
@@ -3310,24 +3365,21 @@
           </w:tcPr>
           <w:p>
             <w:pPr>
-              <w:spacing w:before="0" w:after="0" w:line="240" w:lineRule="auto"/>
+              <w:spacing w:before="0" w:after="0"/>
               <w:ind w:firstLine="0"/>
               <w:rPr>
-                <w:sz w:val="24"/>
-                <w:szCs w:val="24"/>
-              </w:rPr>
-            </w:pPr>
-            <w:r>
-              <w:rPr>
-                <w:sz w:val="24"/>
-                <w:szCs w:val="24"/>
+                <w:szCs w:val="28"/>
+              </w:rPr>
+            </w:pPr>
+            <w:r>
+              <w:rPr>
+                <w:szCs w:val="28"/>
               </w:rPr>
               <w:t>■■■</w:t>
             </w:r>
             <w:r>
               <w:rPr>
-                <w:sz w:val="24"/>
-                <w:szCs w:val="24"/>
+                <w:szCs w:val="28"/>
               </w:rPr>
               <w:t xml:space="preserve"> </w:t>
             </w:r>
@@ -3340,25 +3392,23 @@
         </w:trPr>
         <w:tc>
           <w:tcPr>
-            <w:tcW w:w="1824" w:type="dxa"/>
-          </w:tcPr>
-          <w:p>
-            <w:pPr>
-              <w:spacing w:before="0" w:after="0" w:line="240" w:lineRule="auto"/>
+            <w:tcW w:w="1980" w:type="dxa"/>
+          </w:tcPr>
+          <w:p>
+            <w:pPr>
+              <w:spacing w:before="0" w:after="0"/>
               <w:ind w:firstLine="0"/>
               <w:rPr>
                 <w:b/>
                 <w:bCs/>
-                <w:sz w:val="24"/>
-                <w:szCs w:val="24"/>
+                <w:szCs w:val="28"/>
               </w:rPr>
             </w:pPr>
             <w:r>
               <w:rPr>
                 <w:b/>
                 <w:bCs/>
-                <w:sz w:val="24"/>
-                <w:szCs w:val="24"/>
+                <w:szCs w:val="28"/>
               </w:rPr>
               <w:t>3.2 Pruebas y operación</w:t>
             </w:r>
@@ -3366,14 +3416,39 @@
         </w:tc>
         <w:tc>
           <w:tcPr>
+            <w:tcW w:w="1701" w:type="dxa"/>
+          </w:tcPr>
+          <w:p>
+            <w:pPr>
+              <w:spacing w:before="0" w:after="0"/>
+              <w:rPr>
+                <w:szCs w:val="28"/>
+              </w:rPr>
+            </w:pPr>
+          </w:p>
+        </w:tc>
+        <w:tc>
+          <w:tcPr>
+            <w:tcW w:w="1519" w:type="dxa"/>
+          </w:tcPr>
+          <w:p>
+            <w:pPr>
+              <w:spacing w:before="0" w:after="0"/>
+              <w:rPr>
+                <w:szCs w:val="28"/>
+              </w:rPr>
+            </w:pPr>
+          </w:p>
+        </w:tc>
+        <w:tc>
+          <w:tcPr>
             <w:tcW w:w="1688" w:type="dxa"/>
           </w:tcPr>
           <w:p>
             <w:pPr>
-              <w:spacing w:before="0" w:after="0" w:line="240" w:lineRule="auto"/>
-              <w:rPr>
-                <w:sz w:val="24"/>
-                <w:szCs w:val="24"/>
+              <w:spacing w:before="0" w:after="0"/>
+              <w:rPr>
+                <w:szCs w:val="28"/>
               </w:rPr>
             </w:pPr>
           </w:p>
@@ -3384,38 +3459,9 @@
           </w:tcPr>
           <w:p>
             <w:pPr>
-              <w:spacing w:before="0" w:after="0" w:line="240" w:lineRule="auto"/>
-              <w:rPr>
-                <w:sz w:val="24"/>
-                <w:szCs w:val="24"/>
-              </w:rPr>
-            </w:pPr>
-          </w:p>
-        </w:tc>
-        <w:tc>
-          <w:tcPr>
-            <w:tcW w:w="1688" w:type="dxa"/>
-          </w:tcPr>
-          <w:p>
-            <w:pPr>
-              <w:spacing w:before="0" w:after="0" w:line="240" w:lineRule="auto"/>
-              <w:rPr>
-                <w:sz w:val="24"/>
-                <w:szCs w:val="24"/>
-              </w:rPr>
-            </w:pPr>
-          </w:p>
-        </w:tc>
-        <w:tc>
-          <w:tcPr>
-            <w:tcW w:w="1688" w:type="dxa"/>
-          </w:tcPr>
-          <w:p>
-            <w:pPr>
-              <w:spacing w:before="0" w:after="0" w:line="240" w:lineRule="auto"/>
-              <w:rPr>
-                <w:sz w:val="24"/>
-                <w:szCs w:val="24"/>
+              <w:spacing w:before="0" w:after="0"/>
+              <w:rPr>
+                <w:szCs w:val="28"/>
               </w:rPr>
             </w:pPr>
           </w:p>
@@ -3426,17 +3472,15 @@
           </w:tcPr>
           <w:p>
             <w:pPr>
-              <w:spacing w:before="0" w:after="0" w:line="240" w:lineRule="auto"/>
+              <w:spacing w:before="0" w:after="0"/>
               <w:ind w:firstLine="0"/>
               <w:rPr>
-                <w:sz w:val="24"/>
-                <w:szCs w:val="24"/>
-              </w:rPr>
-            </w:pPr>
-            <w:r>
-              <w:rPr>
-                <w:sz w:val="24"/>
-                <w:szCs w:val="24"/>
+                <w:szCs w:val="28"/>
+              </w:rPr>
+            </w:pPr>
+            <w:r>
+              <w:rPr>
+                <w:szCs w:val="28"/>
               </w:rPr>
               <w:t>■</w:t>
             </w:r>
@@ -3454,6 +3498,7 @@
         <w:rPr>
           <w:lang w:eastAsia="es-CO"/>
         </w:rPr>
+        <w:lastRenderedPageBreak/>
         <w:t xml:space="preserve">El PGSE debe concebirse de manera holística para evitar la </w:t>
       </w:r>
       <w:r>
@@ -3508,14 +3553,7 @@
         <w:rPr>
           <w:lang w:eastAsia="es-CO"/>
         </w:rPr>
-        <w:t xml:space="preserve">las acciones priorizadas deben orientarse a las etapas iniciales (extracción y procesamiento), incentivando prácticas de economía </w:t>
-      </w:r>
-      <w:r>
-        <w:rPr>
-          <w:lang w:eastAsia="es-CO"/>
-        </w:rPr>
-        <w:lastRenderedPageBreak/>
-        <w:t>circular desde la cadena de suministro. Un ejemplo de ello es establecer requisitos a los proveedores de materia prima para reducir residuos y optimizar el uso de recursos.</w:t>
+        <w:t>las acciones priorizadas deben orientarse a las etapas iniciales (extracción y procesamiento), incentivando prácticas de economía circular desde la cadena de suministro. Un ejemplo de ello es establecer requisitos a los proveedores de materia prima para reducir residuos y optimizar el uso de recursos.</w:t>
       </w:r>
     </w:p>
     <w:p>
@@ -3579,35 +3617,21 @@
         <w:rPr>
           <w:lang w:eastAsia="es-CO"/>
         </w:rPr>
-        <w:t>Los objetivos planteados deben responder de manera directa a las problemáticas identificadas en las etapas de diagnóstico, particularmente aquellas relacionadas con los impactos ambientales y el déficit ecológico. De este modo, se asegura coherencia entre el análisis previo y las acciones planificadas, fortaleciendo la efectividad del plan.</w:t>
+        <w:t xml:space="preserve">Los objetivos planteados deben responder de manera directa a las problemáticas identificadas en las etapas de diagnóstico, particularmente aquellas relacionadas con </w:t>
+      </w:r>
+      <w:r>
+        <w:rPr>
+          <w:lang w:eastAsia="es-CO"/>
+        </w:rPr>
+        <w:lastRenderedPageBreak/>
+        <w:t>los impactos ambientales y el déficit ecológico. De este modo, se asegura coherencia entre el análisis previo y las acciones planificadas, fortaleciendo la efectividad del plan.</w:t>
       </w:r>
     </w:p>
     <w:p>
       <w:pPr>
         <w:pStyle w:val="Figura"/>
       </w:pPr>
-    </w:p>
-    <w:p>
-      <w:pPr>
-        <w:pStyle w:val="Figura"/>
-      </w:pPr>
-    </w:p>
-    <w:p>
-      <w:pPr>
-        <w:pStyle w:val="Figura"/>
-      </w:pPr>
-    </w:p>
-    <w:p>
-      <w:pPr>
-        <w:pStyle w:val="Figura"/>
-      </w:pPr>
-    </w:p>
-    <w:p>
-      <w:pPr>
-        <w:pStyle w:val="Figura"/>
-      </w:pPr>
-      <w:r>
-        <w:lastRenderedPageBreak/>
+      <w:r>
         <w:t xml:space="preserve">Figura 1. </w:t>
       </w:r>
       <w:r>
@@ -3632,9 +3656,9 @@
           <w:lang w:eastAsia="es-CO"/>
         </w:rPr>
         <w:drawing>
-          <wp:inline distT="0" distB="0" distL="0" distR="0" wp14:anchorId="61B9E702" wp14:editId="38938EA7">
-            <wp:extent cx="6225693" cy="1887790"/>
-            <wp:effectExtent l="0" t="0" r="3810" b="0"/>
+          <wp:inline distT="0" distB="0" distL="0" distR="0" wp14:anchorId="61B9E702" wp14:editId="0535304C">
+            <wp:extent cx="6357840" cy="1927860"/>
+            <wp:effectExtent l="0" t="0" r="5080" b="0"/>
             <wp:docPr id="930311704" name="Imagen 5" descr="Describe el método SMART para crear objetivos: específico, medible, alcanzable, realista y con tiempo definido."/>
             <wp:cNvGraphicFramePr>
               <a:graphicFrameLocks xmlns:a="http://schemas.openxmlformats.org/drawingml/2006/main" noChangeAspect="1"/>
@@ -3664,7 +3688,7 @@
                   <pic:spPr bwMode="auto">
                     <a:xfrm>
                       <a:off x="0" y="0"/>
-                      <a:ext cx="6247852" cy="1894509"/>
+                      <a:ext cx="6382870" cy="1935450"/>
                     </a:xfrm>
                     <a:prstGeom prst="rect">
                       <a:avLst/>
@@ -3752,14 +3776,14 @@
         <w:rPr>
           <w:lang w:eastAsia="es-CO"/>
         </w:rPr>
-        <w:t xml:space="preserve">La misión del PGSE debe ser una declaración breve y precisa que describa el propósito del plan y su alcance operativo. Por ejemplo: "garantizar una gestión energética eficiente, responsable y alineada con la economía circular, minimizando el </w:t>
+        <w:t xml:space="preserve">La misión del PGSE debe ser una declaración breve y precisa que describa el propósito del plan y su alcance operativo. Por ejemplo: "garantizar una gestión </w:t>
       </w:r>
       <w:r>
         <w:rPr>
           <w:lang w:eastAsia="es-CO"/>
         </w:rPr>
         <w:lastRenderedPageBreak/>
-        <w:t>impacto sobre el aire y el agua en la operación de la infraestructura". Esta misión orienta las acciones diarias y define el sentido del plan dentro de la organización.</w:t>
+        <w:t>energética eficiente, responsable y alineada con la economía circular, minimizando el impacto sobre el aire y el agua en la operación de la infraestructura". Esta misión orienta las acciones diarias y define el sentido del plan dentro de la organización.</w:t>
       </w:r>
     </w:p>
     <w:p>
@@ -3991,9 +4015,13 @@
         <w:gridCol w:w="4155"/>
       </w:tblGrid>
       <w:tr>
+        <w:trPr>
+          <w:tblHeader/>
+        </w:trPr>
         <w:tc>
           <w:tcPr>
             <w:tcW w:w="1980" w:type="dxa"/>
+            <w:shd w:val="clear" w:color="auto" w:fill="E7E6E6" w:themeFill="background2"/>
           </w:tcPr>
           <w:p>
             <w:pPr>
@@ -4016,6 +4044,7 @@
         <w:tc>
           <w:tcPr>
             <w:tcW w:w="3827" w:type="dxa"/>
+            <w:shd w:val="clear" w:color="auto" w:fill="E7E6E6" w:themeFill="background2"/>
           </w:tcPr>
           <w:p>
             <w:pPr>
@@ -4038,6 +4067,7 @@
         <w:tc>
           <w:tcPr>
             <w:tcW w:w="4155" w:type="dxa"/>
+            <w:shd w:val="clear" w:color="auto" w:fill="E7E6E6" w:themeFill="background2"/>
           </w:tcPr>
           <w:p>
             <w:pPr>
@@ -4286,7 +4316,7 @@
           <w:bCs/>
           <w:lang w:eastAsia="es-CO"/>
         </w:rPr>
-        <w:t>Criterios para la selección de medidas (costo - beneficio, viabilidad y urgencia)</w:t>
+        <w:t>Criterios para la selección de medidas (costo-beneficio, viabilidad y urgencia)</w:t>
       </w:r>
     </w:p>
     <w:p>
@@ -4328,9 +4358,13 @@
         <w:gridCol w:w="3584"/>
       </w:tblGrid>
       <w:tr>
+        <w:trPr>
+          <w:tblHeader/>
+        </w:trPr>
         <w:tc>
           <w:tcPr>
             <w:tcW w:w="2830" w:type="dxa"/>
+            <w:shd w:val="clear" w:color="auto" w:fill="E7E6E6" w:themeFill="background2"/>
           </w:tcPr>
           <w:p>
             <w:pPr>
@@ -4353,6 +4387,7 @@
         <w:tc>
           <w:tcPr>
             <w:tcW w:w="3504" w:type="dxa"/>
+            <w:shd w:val="clear" w:color="auto" w:fill="E7E6E6" w:themeFill="background2"/>
           </w:tcPr>
           <w:p>
             <w:pPr>
@@ -4375,6 +4410,7 @@
         <w:tc>
           <w:tcPr>
             <w:tcW w:w="3584" w:type="dxa"/>
+            <w:shd w:val="clear" w:color="auto" w:fill="E7E6E6" w:themeFill="background2"/>
           </w:tcPr>
           <w:p>
             <w:pPr>
@@ -4690,9 +4726,13 @@
         <w:gridCol w:w="3167"/>
       </w:tblGrid>
       <w:tr>
+        <w:trPr>
+          <w:tblHeader/>
+        </w:trPr>
         <w:tc>
           <w:tcPr>
             <w:tcW w:w="2830" w:type="dxa"/>
+            <w:shd w:val="clear" w:color="auto" w:fill="E7E6E6" w:themeFill="background2"/>
           </w:tcPr>
           <w:p>
             <w:pPr>
@@ -4715,6 +4755,7 @@
         <w:tc>
           <w:tcPr>
             <w:tcW w:w="3504" w:type="dxa"/>
+            <w:shd w:val="clear" w:color="auto" w:fill="E7E6E6" w:themeFill="background2"/>
           </w:tcPr>
           <w:p>
             <w:pPr>
@@ -4737,6 +4778,7 @@
         <w:tc>
           <w:tcPr>
             <w:tcW w:w="3167" w:type="dxa"/>
+            <w:shd w:val="clear" w:color="auto" w:fill="E7E6E6" w:themeFill="background2"/>
           </w:tcPr>
           <w:p>
             <w:pPr>
@@ -5100,6 +5142,7 @@
         <w:tc>
           <w:tcPr>
             <w:tcW w:w="3538" w:type="dxa"/>
+            <w:shd w:val="clear" w:color="auto" w:fill="E7E6E6" w:themeFill="background2"/>
           </w:tcPr>
           <w:p>
             <w:pPr>
@@ -5122,6 +5165,7 @@
         <w:tc>
           <w:tcPr>
             <w:tcW w:w="6359" w:type="dxa"/>
+            <w:shd w:val="clear" w:color="auto" w:fill="E7E6E6" w:themeFill="background2"/>
           </w:tcPr>
           <w:p>
             <w:pPr>
@@ -5387,6 +5431,7 @@
         <w:tc>
           <w:tcPr>
             <w:tcW w:w="2830" w:type="dxa"/>
+            <w:shd w:val="clear" w:color="auto" w:fill="E7E6E6" w:themeFill="background2"/>
           </w:tcPr>
           <w:p>
             <w:pPr>
@@ -5409,6 +5454,7 @@
         <w:tc>
           <w:tcPr>
             <w:tcW w:w="6946" w:type="dxa"/>
+            <w:shd w:val="clear" w:color="auto" w:fill="E7E6E6" w:themeFill="background2"/>
           </w:tcPr>
           <w:p>
             <w:pPr>
@@ -6063,11 +6109,19 @@
       </w:pPr>
       <w:r>
         <w:rPr>
-          <w:b/>
-          <w:bCs/>
-          <w:lang w:eastAsia="es-CO"/>
-        </w:rPr>
-        <w:t>KPI de desempeño energético</w:t>
+          <w:rStyle w:val="Extranjerismo"/>
+          <w:b/>
+          <w:bCs/>
+        </w:rPr>
+        <w:t>KPI</w:t>
+      </w:r>
+      <w:r>
+        <w:rPr>
+          <w:b/>
+          <w:bCs/>
+          <w:lang w:eastAsia="es-CO"/>
+        </w:rPr>
+        <w:t xml:space="preserve"> de desempeño energético</w:t>
       </w:r>
     </w:p>
     <w:p>
@@ -6158,7 +6212,31 @@
         <w:rPr>
           <w:lang w:eastAsia="es-CO"/>
         </w:rPr>
-        <w:t>Porcentaje de energía renovable generada in situ.</w:t>
+        <w:t xml:space="preserve">Porcentaje de energía renovable generada </w:t>
+      </w:r>
+      <w:r>
+        <w:rPr>
+          <w:rStyle w:val="Extranjerismo"/>
+        </w:rPr>
+        <w:t>in</w:t>
+      </w:r>
+      <w:r>
+        <w:rPr>
+          <w:rStyle w:val="Extranjerismo"/>
+        </w:rPr>
+        <w:t xml:space="preserve"> </w:t>
+      </w:r>
+      <w:r>
+        <w:rPr>
+          <w:rStyle w:val="Extranjerismo"/>
+        </w:rPr>
+        <w:t>situ</w:t>
+      </w:r>
+      <w:r>
+        <w:rPr>
+          <w:rStyle w:val="Extranjerismo"/>
+        </w:rPr>
+        <w:t>.</w:t>
       </w:r>
     </w:p>
     <w:p>
@@ -6177,11 +6255,19 @@
       </w:pPr>
       <w:r>
         <w:rPr>
-          <w:b/>
-          <w:bCs/>
-          <w:lang w:eastAsia="es-CO"/>
-        </w:rPr>
-        <w:t>KPI de desempeño ambiental y social</w:t>
+          <w:rStyle w:val="Extranjerismo"/>
+          <w:b/>
+          <w:bCs/>
+        </w:rPr>
+        <w:t>KPI</w:t>
+      </w:r>
+      <w:r>
+        <w:rPr>
+          <w:b/>
+          <w:bCs/>
+          <w:lang w:eastAsia="es-CO"/>
+        </w:rPr>
+        <w:t xml:space="preserve"> de desempeño ambiental y social</w:t>
       </w:r>
     </w:p>
     <w:p>
@@ -6667,7 +6753,19 @@
           <w:lang w:eastAsia="es-CO"/>
         </w:rPr>
         <w:lastRenderedPageBreak/>
-        <w:t>Este componente completa el análisis de viabilidad económica desarrollado previamente en la aa2.</w:t>
+        <w:t xml:space="preserve">Este componente completa el análisis de viabilidad económica desarrollado previamente en la </w:t>
+      </w:r>
+      <w:r>
+        <w:rPr>
+          <w:lang w:eastAsia="es-CO"/>
+        </w:rPr>
+        <w:t>AA</w:t>
+      </w:r>
+      <w:r>
+        <w:rPr>
+          <w:lang w:eastAsia="es-CO"/>
+        </w:rPr>
+        <w:t>2.</w:t>
       </w:r>
     </w:p>
     <w:p>
@@ -6822,7 +6920,7 @@
           <w:lang w:eastAsia="es-CO"/>
         </w:rPr>
         <w:drawing>
-          <wp:anchor distT="0" distB="0" distL="114300" distR="114300" simplePos="0" relativeHeight="251658752" behindDoc="0" locked="0" layoutInCell="1" allowOverlap="1" wp14:anchorId="39D542D0" wp14:editId="65521F17">
+          <wp:anchor distT="0" distB="0" distL="114300" distR="114300" simplePos="0" relativeHeight="251658752" behindDoc="0" locked="0" layoutInCell="1" allowOverlap="1" wp14:anchorId="39D542D0" wp14:editId="168ECD57">
             <wp:simplePos x="0" y="0"/>
             <wp:positionH relativeFrom="margin">
               <wp:align>left</wp:align>
@@ -6830,8 +6928,8 @@
             <wp:positionV relativeFrom="margin">
               <wp:posOffset>3404284</wp:posOffset>
             </wp:positionV>
-            <wp:extent cx="6182349" cy="3804139"/>
-            <wp:effectExtent l="0" t="0" r="0" b="6350"/>
+            <wp:extent cx="6299835" cy="3876675"/>
+            <wp:effectExtent l="0" t="0" r="5715" b="0"/>
             <wp:wrapSquare wrapText="bothSides"/>
             <wp:docPr id="1259169458" name="Imagen 6" descr="El Plan de acción ambiental y de eficiencia energética se desarrolla mediante etapas que orientan la gestión sostenible del proyecto. Inicia con la definición del marco teórico y la planificación basada en herramientas de seguimiento. Luego se formulan objetivos SMART y se priorizan medidas según su impacto preventivo o correctivo. Posteriormente, se diseña un plan detallado con responsables, recursos y tiempos para la implementación de acciones. Se establecen metas de desempeño para evaluar la eficiencia y, finalmente, se realiza el monitoreo y articulación social y normativa que aseguran la viabilidad y continuidad del plan."/>
             <wp:cNvGraphicFramePr>
@@ -6862,7 +6960,7 @@
                   <pic:spPr bwMode="auto">
                     <a:xfrm>
                       <a:off x="0" y="0"/>
-                      <a:ext cx="6182349" cy="3804139"/>
+                      <a:ext cx="6302164" cy="3877864"/>
                     </a:xfrm>
                     <a:prstGeom prst="rect">
                       <a:avLst/>
@@ -6872,6 +6970,12 @@
                 </pic:pic>
               </a:graphicData>
             </a:graphic>
+            <wp14:sizeRelH relativeFrom="margin">
+              <wp14:pctWidth>0</wp14:pctWidth>
+            </wp14:sizeRelH>
+            <wp14:sizeRelV relativeFrom="margin">
+              <wp14:pctHeight>0</wp14:pctHeight>
+            </wp14:sizeRelV>
           </wp:anchor>
         </w:drawing>
       </w:r>
@@ -6916,15 +7020,6 @@
     </w:p>
     <w:p>
       <w:pPr>
-        <w:pStyle w:val="Normal0"/>
-        <w:rPr>
-          <w:sz w:val="20"/>
-          <w:szCs w:val="20"/>
-        </w:rPr>
-      </w:pPr>
-    </w:p>
-    <w:p>
-      <w:pPr>
         <w:pStyle w:val="Titulosgenerales"/>
       </w:pPr>
       <w:bookmarkStart w:id="10" w:name="_Toc176443725"/>
@@ -7847,123 +7942,38 @@
       <w:bookmarkEnd w:id="14"/>
       <w:bookmarkEnd w:id="15"/>
     </w:p>
-    <w:p>
-      <w:pPr>
-        <w:spacing w:before="100" w:beforeAutospacing="1"/>
-        <w:ind w:firstLine="0"/>
-        <w:rPr>
-          <w:b/>
-          <w:bCs/>
-        </w:rPr>
-      </w:pPr>
-      <w:r>
-        <w:rPr>
-          <w:b/>
-          <w:bCs/>
-        </w:rPr>
-        <w:t xml:space="preserve">Ecosistema </w:t>
-      </w:r>
-      <w:r>
-        <w:rPr>
-          <w:b/>
-          <w:bCs/>
-        </w:rPr>
-        <w:t>d</w:t>
-      </w:r>
-      <w:r>
-        <w:rPr>
-          <w:b/>
-          <w:bCs/>
-        </w:rPr>
-        <w:t xml:space="preserve">e </w:t>
-      </w:r>
-      <w:r>
-        <w:rPr>
-          <w:b/>
-          <w:bCs/>
-        </w:rPr>
-        <w:t>r</w:t>
-      </w:r>
-      <w:r>
-        <w:rPr>
-          <w:b/>
-          <w:bCs/>
-        </w:rPr>
-        <w:t xml:space="preserve">ecursos </w:t>
-      </w:r>
-      <w:r>
-        <w:rPr>
-          <w:b/>
-          <w:bCs/>
-        </w:rPr>
-        <w:t>e</w:t>
-      </w:r>
-      <w:r>
-        <w:rPr>
-          <w:b/>
-          <w:bCs/>
-        </w:rPr>
-        <w:t xml:space="preserve">ducativos </w:t>
-      </w:r>
-      <w:r>
-        <w:rPr>
-          <w:b/>
-          <w:bCs/>
-        </w:rPr>
-        <w:t>d</w:t>
-      </w:r>
-      <w:r>
-        <w:rPr>
-          <w:b/>
-          <w:bCs/>
-        </w:rPr>
-        <w:t>igitales</w:t>
-      </w:r>
-    </w:p>
     <w:tbl>
       <w:tblPr>
-        <w:tblW w:w="9634" w:type="dxa"/>
-        <w:tblBorders>
-          <w:top w:val="single" w:sz="4" w:space="0" w:color="D9D9D9"/>
-          <w:left w:val="single" w:sz="4" w:space="0" w:color="D9D9D9"/>
-          <w:bottom w:val="single" w:sz="4" w:space="0" w:color="D9D9D9"/>
-          <w:right w:val="single" w:sz="4" w:space="0" w:color="D9D9D9"/>
-          <w:insideH w:val="single" w:sz="4" w:space="0" w:color="D9D9D9"/>
-          <w:insideV w:val="single" w:sz="4" w:space="0" w:color="D9D9D9"/>
-        </w:tblBorders>
+        <w:tblStyle w:val="SENA"/>
+        <w:tblW w:w="10060" w:type="dxa"/>
         <w:tblLayout w:type="fixed"/>
         <w:tblLook w:val="04A0" w:firstRow="1" w:lastRow="0" w:firstColumn="1" w:lastColumn="0" w:noHBand="0" w:noVBand="1"/>
       </w:tblPr>
       <w:tblGrid>
-        <w:gridCol w:w="2583"/>
-        <w:gridCol w:w="2941"/>
-        <w:gridCol w:w="4110"/>
+        <w:gridCol w:w="2830"/>
+        <w:gridCol w:w="3261"/>
+        <w:gridCol w:w="3969"/>
       </w:tblGrid>
       <w:tr>
         <w:trPr>
-          <w:trHeight w:val="283"/>
+          <w:cnfStyle w:val="100000000000" w:firstRow="1" w:lastRow="0" w:firstColumn="0" w:lastColumn="0" w:oddVBand="0" w:evenVBand="0" w:oddHBand="0" w:evenHBand="0" w:firstRowFirstColumn="0" w:firstRowLastColumn="0" w:lastRowFirstColumn="0" w:lastRowLastColumn="0"/>
+          <w:cantSplit/>
           <w:tblHeader/>
         </w:trPr>
         <w:tc>
           <w:tcPr>
-            <w:tcW w:w="2583" w:type="dxa"/>
-            <w:shd w:val="clear" w:color="auto" w:fill="BFBFBF" w:themeFill="background1" w:themeFillShade="BF"/>
-          </w:tcPr>
-          <w:p>
-            <w:pPr>
-              <w:spacing w:before="0" w:after="0" w:line="276" w:lineRule="auto"/>
+            <w:tcW w:w="2830" w:type="dxa"/>
+          </w:tcPr>
+          <w:p>
+            <w:pPr>
               <w:ind w:firstLine="0"/>
               <w:rPr>
-                <w:b/>
-                <w:szCs w:val="28"/>
-                <w:lang w:val="es-ES_tradnl" w:eastAsia="es-CO"/>
-              </w:rPr>
-            </w:pPr>
-            <w:r>
-              <w:rPr>
-                <w:b/>
-                <w:szCs w:val="28"/>
-                <w:lang w:val="es-ES_tradnl" w:eastAsia="es-CO"/>
+                <w:lang w:val="es-419" w:eastAsia="es-CO"/>
+              </w:rPr>
+            </w:pPr>
+            <w:r>
+              <w:rPr>
+                <w:lang w:val="es-419" w:eastAsia="es-CO"/>
               </w:rPr>
               <w:t>Nombre</w:t>
             </w:r>
@@ -7971,24 +7981,18 @@
         </w:tc>
         <w:tc>
           <w:tcPr>
-            <w:tcW w:w="2941" w:type="dxa"/>
-            <w:shd w:val="clear" w:color="auto" w:fill="BFBFBF" w:themeFill="background1" w:themeFillShade="BF"/>
-          </w:tcPr>
-          <w:p>
-            <w:pPr>
-              <w:spacing w:before="0" w:after="0" w:line="276" w:lineRule="auto"/>
+            <w:tcW w:w="3261" w:type="dxa"/>
+          </w:tcPr>
+          <w:p>
+            <w:pPr>
               <w:ind w:firstLine="0"/>
               <w:rPr>
-                <w:b/>
-                <w:szCs w:val="28"/>
-                <w:lang w:val="es-ES_tradnl" w:eastAsia="es-CO"/>
-              </w:rPr>
-            </w:pPr>
-            <w:r>
-              <w:rPr>
-                <w:b/>
-                <w:szCs w:val="28"/>
-                <w:lang w:val="es-ES_tradnl" w:eastAsia="es-CO"/>
+                <w:lang w:val="es-419" w:eastAsia="es-CO"/>
+              </w:rPr>
+            </w:pPr>
+            <w:r>
+              <w:rPr>
+                <w:lang w:val="es-419" w:eastAsia="es-CO"/>
               </w:rPr>
               <w:t>Cargo</w:t>
             </w:r>
@@ -7996,56 +8000,44 @@
         </w:tc>
         <w:tc>
           <w:tcPr>
-            <w:tcW w:w="4110" w:type="dxa"/>
-            <w:shd w:val="clear" w:color="auto" w:fill="BFBFBF" w:themeFill="background1" w:themeFillShade="BF"/>
-          </w:tcPr>
-          <w:p>
-            <w:pPr>
-              <w:spacing w:before="0" w:after="0" w:line="276" w:lineRule="auto"/>
+            <w:tcW w:w="3969" w:type="dxa"/>
+          </w:tcPr>
+          <w:p>
+            <w:pPr>
               <w:ind w:firstLine="0"/>
-              <w:jc w:val="center"/>
-              <w:rPr>
-                <w:b/>
-                <w:szCs w:val="28"/>
-                <w:lang w:val="es-ES_tradnl" w:eastAsia="es-CO"/>
-              </w:rPr>
-            </w:pPr>
-            <w:r>
-              <w:rPr>
-                <w:b/>
-                <w:szCs w:val="28"/>
-                <w:lang w:val="es-ES_tradnl" w:eastAsia="es-CO"/>
-              </w:rPr>
-              <w:t>Centro de Formación y Regional</w:t>
+              <w:rPr>
+                <w:lang w:val="es-419" w:eastAsia="es-CO"/>
+              </w:rPr>
+            </w:pPr>
+            <w:r>
+              <w:rPr>
+                <w:lang w:val="es-419" w:eastAsia="es-CO"/>
+              </w:rPr>
+              <w:t>Centro de formación - Regional</w:t>
             </w:r>
           </w:p>
         </w:tc>
       </w:tr>
       <w:tr>
         <w:trPr>
-          <w:trHeight w:val="526"/>
+          <w:cnfStyle w:val="000000100000" w:firstRow="0" w:lastRow="0" w:firstColumn="0" w:lastColumn="0" w:oddVBand="0" w:evenVBand="0" w:oddHBand="1" w:evenHBand="0" w:firstRowFirstColumn="0" w:firstRowLastColumn="0" w:lastRowFirstColumn="0" w:lastRowLastColumn="0"/>
         </w:trPr>
         <w:tc>
           <w:tcPr>
-            <w:tcW w:w="2583" w:type="dxa"/>
-            <w:shd w:val="clear" w:color="auto" w:fill="F2F2F2" w:themeFill="background1" w:themeFillShade="F2"/>
-            <w:vAlign w:val="center"/>
-          </w:tcPr>
-          <w:p>
-            <w:pPr>
-              <w:spacing w:before="0" w:after="0" w:line="276" w:lineRule="auto"/>
-              <w:ind w:firstLine="0"/>
-              <w:rPr>
-                <w:rFonts w:asciiTheme="minorHAnsi" w:hAnsiTheme="minorHAnsi" w:cstheme="minorHAnsi"/>
+            <w:tcW w:w="2830" w:type="dxa"/>
+          </w:tcPr>
+          <w:p>
+            <w:pPr>
+              <w:pStyle w:val="TextoTablas"/>
+              <w:rPr>
+                <w:b/>
                 <w:bCs/>
-                <w:szCs w:val="28"/>
-                <w:lang w:val="es-ES" w:eastAsia="es-CO"/>
-              </w:rPr>
-            </w:pPr>
-            <w:r>
-              <w:rPr>
+              </w:rPr>
+            </w:pPr>
+            <w:r>
+              <w:rPr>
+                <w:b/>
                 <w:bCs/>
-                <w:szCs w:val="28"/>
               </w:rPr>
               <w:t>Claudia Johanna Gómez Pérez</w:t>
             </w:r>
@@ -8053,297 +8045,296 @@
         </w:tc>
         <w:tc>
           <w:tcPr>
-            <w:tcW w:w="2941" w:type="dxa"/>
-            <w:shd w:val="clear" w:color="auto" w:fill="F2F2F2" w:themeFill="background1" w:themeFillShade="F2"/>
-            <w:vAlign w:val="center"/>
-          </w:tcPr>
-          <w:p>
-            <w:pPr>
-              <w:spacing w:before="0" w:after="0" w:line="276" w:lineRule="auto"/>
-              <w:ind w:firstLine="0"/>
-              <w:rPr>
-                <w:rFonts w:asciiTheme="minorHAnsi" w:hAnsiTheme="minorHAnsi" w:cstheme="minorHAnsi"/>
-                <w:szCs w:val="28"/>
-                <w:lang w:val="es-ES_tradnl" w:eastAsia="es-CO"/>
-              </w:rPr>
-            </w:pPr>
-            <w:r>
-              <w:rPr>
-                <w:szCs w:val="28"/>
-              </w:rPr>
-              <w:t>Responsable del ecosistema</w:t>
-            </w:r>
-          </w:p>
-        </w:tc>
-        <w:tc>
-          <w:tcPr>
-            <w:tcW w:w="4110" w:type="dxa"/>
-            <w:shd w:val="clear" w:color="auto" w:fill="F2F2F2" w:themeFill="background1" w:themeFillShade="F2"/>
-            <w:vAlign w:val="center"/>
-          </w:tcPr>
-          <w:p>
-            <w:pPr>
-              <w:spacing w:before="0" w:after="0" w:line="276" w:lineRule="auto"/>
-              <w:ind w:firstLine="0"/>
-              <w:rPr>
-                <w:rFonts w:asciiTheme="minorHAnsi" w:hAnsiTheme="minorHAnsi" w:cstheme="minorHAnsi"/>
-                <w:szCs w:val="28"/>
-                <w:lang w:val="es-ES_tradnl" w:eastAsia="es-CO"/>
-              </w:rPr>
-            </w:pPr>
-            <w:r>
-              <w:rPr>
-                <w:szCs w:val="28"/>
-              </w:rPr>
+            <w:tcW w:w="3261" w:type="dxa"/>
+          </w:tcPr>
+          <w:p>
+            <w:pPr>
+              <w:pStyle w:val="TextoTablas"/>
+            </w:pPr>
+            <w:r>
+              <w:t>Responsable</w:t>
+            </w:r>
+            <w:r>
+              <w:t xml:space="preserve"> del </w:t>
+            </w:r>
+            <w:r>
+              <w:t>e</w:t>
+            </w:r>
+            <w:r>
+              <w:t>cosistema</w:t>
+            </w:r>
+          </w:p>
+        </w:tc>
+        <w:tc>
+          <w:tcPr>
+            <w:tcW w:w="3969" w:type="dxa"/>
+          </w:tcPr>
+          <w:p>
+            <w:pPr>
+              <w:pStyle w:val="TextoTablas"/>
+            </w:pPr>
+            <w:r>
               <w:t>Dirección General</w:t>
+            </w:r>
+          </w:p>
+        </w:tc>
+      </w:tr>
+      <w:tr>
+        <w:tc>
+          <w:tcPr>
+            <w:tcW w:w="2830" w:type="dxa"/>
+          </w:tcPr>
+          <w:p>
+            <w:pPr>
+              <w:pStyle w:val="TextoTablas"/>
+              <w:rPr>
+                <w:b/>
+                <w:bCs/>
+              </w:rPr>
+            </w:pPr>
+            <w:r>
+              <w:rPr>
+                <w:b/>
+                <w:bCs/>
+              </w:rPr>
+              <w:t>Edison Eduardo Mantilla Cuadros</w:t>
+            </w:r>
+          </w:p>
+        </w:tc>
+        <w:tc>
+          <w:tcPr>
+            <w:tcW w:w="3261" w:type="dxa"/>
+          </w:tcPr>
+          <w:p>
+            <w:pPr>
+              <w:pStyle w:val="TextoTablas"/>
+            </w:pPr>
+            <w:r>
+              <w:t xml:space="preserve">Responsable de </w:t>
+            </w:r>
+            <w:r>
+              <w:t>l</w:t>
+            </w:r>
+            <w:r>
+              <w:t xml:space="preserve">ínea de </w:t>
+            </w:r>
+            <w:r>
+              <w:t>p</w:t>
+            </w:r>
+            <w:r>
+              <w:t>roducción</w:t>
+            </w:r>
+          </w:p>
+        </w:tc>
+        <w:tc>
+          <w:tcPr>
+            <w:tcW w:w="3969" w:type="dxa"/>
+          </w:tcPr>
+          <w:p>
+            <w:pPr>
+              <w:pStyle w:val="TextoTablas"/>
+            </w:pPr>
+            <w:r>
+              <w:t>Centro Agroturístico - Regional Santander</w:t>
             </w:r>
           </w:p>
         </w:tc>
       </w:tr>
       <w:tr>
         <w:trPr>
-          <w:trHeight w:val="505"/>
+          <w:cnfStyle w:val="000000100000" w:firstRow="0" w:lastRow="0" w:firstColumn="0" w:lastColumn="0" w:oddVBand="0" w:evenVBand="0" w:oddHBand="1" w:evenHBand="0" w:firstRowFirstColumn="0" w:firstRowLastColumn="0" w:lastRowFirstColumn="0" w:lastRowLastColumn="0"/>
         </w:trPr>
         <w:tc>
           <w:tcPr>
-            <w:tcW w:w="2583" w:type="dxa"/>
-            <w:vAlign w:val="center"/>
-          </w:tcPr>
-          <w:p>
-            <w:pPr>
-              <w:spacing w:before="0" w:after="0" w:line="276" w:lineRule="auto"/>
-              <w:ind w:firstLine="0"/>
-              <w:rPr>
-                <w:rFonts w:asciiTheme="minorHAnsi" w:hAnsiTheme="minorHAnsi" w:cstheme="minorHAnsi"/>
+            <w:tcW w:w="2830" w:type="dxa"/>
+          </w:tcPr>
+          <w:p>
+            <w:pPr>
+              <w:pStyle w:val="TextoTablas"/>
+              <w:rPr>
+                <w:b/>
                 <w:bCs/>
-                <w:szCs w:val="28"/>
-                <w:lang w:val="es-ES" w:eastAsia="es-CO"/>
-              </w:rPr>
-            </w:pPr>
-            <w:r>
-              <w:rPr>
+              </w:rPr>
+            </w:pPr>
+            <w:r>
+              <w:rPr>
+                <w:b/>
                 <w:bCs/>
-                <w:szCs w:val="28"/>
-              </w:rPr>
-              <w:t>Edison Eduardo Mantilla Cuadros</w:t>
-            </w:r>
-          </w:p>
-        </w:tc>
-        <w:tc>
-          <w:tcPr>
-            <w:tcW w:w="2941" w:type="dxa"/>
-            <w:vAlign w:val="center"/>
-          </w:tcPr>
-          <w:p>
-            <w:pPr>
-              <w:spacing w:before="0" w:after="0" w:line="276" w:lineRule="auto"/>
-              <w:ind w:firstLine="0"/>
-              <w:rPr>
-                <w:rFonts w:asciiTheme="minorHAnsi" w:hAnsiTheme="minorHAnsi" w:cstheme="minorHAnsi"/>
-                <w:szCs w:val="28"/>
-                <w:lang w:val="es-ES_tradnl" w:eastAsia="es-CO"/>
-              </w:rPr>
-            </w:pPr>
-            <w:r>
-              <w:rPr>
-                <w:szCs w:val="28"/>
-              </w:rPr>
-              <w:t>Responsable de línea de producción</w:t>
-            </w:r>
-          </w:p>
-        </w:tc>
-        <w:tc>
-          <w:tcPr>
-            <w:tcW w:w="4110" w:type="dxa"/>
-            <w:vAlign w:val="center"/>
-          </w:tcPr>
-          <w:p>
-            <w:pPr>
-              <w:spacing w:before="0" w:after="0" w:line="276" w:lineRule="auto"/>
-              <w:ind w:firstLine="0"/>
-              <w:rPr>
-                <w:rFonts w:asciiTheme="minorHAnsi" w:hAnsiTheme="minorHAnsi" w:cstheme="minorHAnsi"/>
-                <w:szCs w:val="28"/>
-                <w:lang w:val="es-ES_tradnl" w:eastAsia="es-CO"/>
-              </w:rPr>
-            </w:pPr>
-            <w:r>
-              <w:rPr>
-                <w:szCs w:val="28"/>
-              </w:rPr>
+              </w:rPr>
+              <w:t>Gianmarco Serrano Cabarcas</w:t>
+            </w:r>
+          </w:p>
+        </w:tc>
+        <w:tc>
+          <w:tcPr>
+            <w:tcW w:w="3261" w:type="dxa"/>
+          </w:tcPr>
+          <w:p>
+            <w:pPr>
+              <w:pStyle w:val="TextoTablas"/>
+            </w:pPr>
+            <w:r>
+              <w:t>Experto temático</w:t>
+            </w:r>
+          </w:p>
+        </w:tc>
+        <w:tc>
+          <w:tcPr>
+            <w:tcW w:w="3969" w:type="dxa"/>
+          </w:tcPr>
+          <w:p>
+            <w:pPr>
+              <w:pStyle w:val="TextoTablas"/>
+            </w:pPr>
+            <w:r>
               <w:t>Centro Agroturístico - Regional Santander</w:t>
             </w:r>
           </w:p>
         </w:tc>
       </w:tr>
-    </w:tbl>
-    <w:p>
-      <w:pPr>
-        <w:spacing w:before="100" w:beforeAutospacing="1"/>
-        <w:ind w:firstLine="0"/>
-        <w:rPr>
-          <w:b/>
-          <w:bCs/>
-        </w:rPr>
-      </w:pPr>
-      <w:r>
-        <w:rPr>
-          <w:b/>
-          <w:bCs/>
-        </w:rPr>
-        <w:t>Contenido instruccional</w:t>
-      </w:r>
-    </w:p>
-    <w:tbl>
-      <w:tblPr>
-        <w:tblW w:w="9634" w:type="dxa"/>
-        <w:tblBorders>
-          <w:top w:val="single" w:sz="4" w:space="0" w:color="D9D9D9"/>
-          <w:left w:val="single" w:sz="4" w:space="0" w:color="D9D9D9"/>
-          <w:bottom w:val="single" w:sz="4" w:space="0" w:color="D9D9D9"/>
-          <w:right w:val="single" w:sz="4" w:space="0" w:color="D9D9D9"/>
-          <w:insideH w:val="single" w:sz="4" w:space="0" w:color="D9D9D9"/>
-          <w:insideV w:val="single" w:sz="4" w:space="0" w:color="D9D9D9"/>
-        </w:tblBorders>
-        <w:tblLayout w:type="fixed"/>
-        <w:tblLook w:val="04A0" w:firstRow="1" w:lastRow="0" w:firstColumn="1" w:lastColumn="0" w:noHBand="0" w:noVBand="1"/>
-      </w:tblPr>
-      <w:tblGrid>
-        <w:gridCol w:w="2583"/>
-        <w:gridCol w:w="2941"/>
-        <w:gridCol w:w="4110"/>
-      </w:tblGrid>
       <w:tr>
-        <w:trPr>
-          <w:trHeight w:val="283"/>
-          <w:tblHeader/>
-        </w:trPr>
-        <w:tc>
-          <w:tcPr>
-            <w:tcW w:w="2583" w:type="dxa"/>
-            <w:shd w:val="clear" w:color="auto" w:fill="BFBFBF" w:themeFill="background1" w:themeFillShade="BF"/>
-          </w:tcPr>
-          <w:p>
-            <w:pPr>
-              <w:spacing w:before="0" w:after="0" w:line="276" w:lineRule="auto"/>
-              <w:ind w:firstLine="0"/>
+        <w:tc>
+          <w:tcPr>
+            <w:tcW w:w="2830" w:type="dxa"/>
+          </w:tcPr>
+          <w:p>
+            <w:pPr>
+              <w:pStyle w:val="TextoTablas"/>
               <w:rPr>
                 <w:b/>
-                <w:lang w:val="es-ES_tradnl" w:eastAsia="es-CO"/>
+                <w:bCs/>
               </w:rPr>
             </w:pPr>
             <w:r>
               <w:rPr>
                 <w:b/>
-                <w:lang w:val="es-ES_tradnl" w:eastAsia="es-CO"/>
-              </w:rPr>
-              <w:t>Nombre</w:t>
-            </w:r>
-          </w:p>
-        </w:tc>
-        <w:tc>
-          <w:tcPr>
-            <w:tcW w:w="2941" w:type="dxa"/>
-            <w:shd w:val="clear" w:color="auto" w:fill="BFBFBF" w:themeFill="background1" w:themeFillShade="BF"/>
-          </w:tcPr>
-          <w:p>
-            <w:pPr>
-              <w:spacing w:before="0" w:after="0" w:line="276" w:lineRule="auto"/>
-              <w:ind w:firstLine="0"/>
-              <w:rPr>
-                <w:b/>
-                <w:lang w:val="es-ES_tradnl" w:eastAsia="es-CO"/>
-              </w:rPr>
-            </w:pPr>
-            <w:r>
-              <w:rPr>
-                <w:b/>
-                <w:lang w:val="es-ES_tradnl" w:eastAsia="es-CO"/>
-              </w:rPr>
-              <w:t>Cargo</w:t>
-            </w:r>
-          </w:p>
-        </w:tc>
-        <w:tc>
-          <w:tcPr>
-            <w:tcW w:w="4110" w:type="dxa"/>
-            <w:shd w:val="clear" w:color="auto" w:fill="BFBFBF" w:themeFill="background1" w:themeFillShade="BF"/>
-          </w:tcPr>
-          <w:p>
-            <w:pPr>
-              <w:spacing w:before="0" w:after="0" w:line="276" w:lineRule="auto"/>
-              <w:ind w:firstLine="0"/>
-              <w:jc w:val="center"/>
-              <w:rPr>
-                <w:b/>
-                <w:lang w:val="es-ES_tradnl" w:eastAsia="es-CO"/>
-              </w:rPr>
-            </w:pPr>
-            <w:r>
-              <w:rPr>
-                <w:b/>
-                <w:lang w:val="es-ES_tradnl" w:eastAsia="es-CO"/>
-              </w:rPr>
-              <w:t>Centro de Formación y Regional</w:t>
+                <w:bCs/>
+              </w:rPr>
+              <w:t>Yazmin Rocio Figueroa Pacheco</w:t>
+            </w:r>
+          </w:p>
+        </w:tc>
+        <w:tc>
+          <w:tcPr>
+            <w:tcW w:w="3261" w:type="dxa"/>
+          </w:tcPr>
+          <w:p>
+            <w:pPr>
+              <w:pStyle w:val="TextoTablas"/>
+            </w:pPr>
+            <w:r>
+              <w:t>Diseñadora de contenidos</w:t>
+            </w:r>
+          </w:p>
+        </w:tc>
+        <w:tc>
+          <w:tcPr>
+            <w:tcW w:w="3969" w:type="dxa"/>
+          </w:tcPr>
+          <w:p>
+            <w:pPr>
+              <w:pStyle w:val="TextoTablas"/>
+            </w:pPr>
+            <w:r>
+              <w:t>Centro Agroturístico - Regional Santander</w:t>
             </w:r>
           </w:p>
         </w:tc>
       </w:tr>
       <w:tr>
         <w:trPr>
-          <w:trHeight w:val="526"/>
+          <w:cnfStyle w:val="000000100000" w:firstRow="0" w:lastRow="0" w:firstColumn="0" w:lastColumn="0" w:oddVBand="0" w:evenVBand="0" w:oddHBand="1" w:evenHBand="0" w:firstRowFirstColumn="0" w:firstRowLastColumn="0" w:lastRowFirstColumn="0" w:lastRowLastColumn="0"/>
         </w:trPr>
         <w:tc>
           <w:tcPr>
-            <w:tcW w:w="2583" w:type="dxa"/>
-            <w:shd w:val="clear" w:color="auto" w:fill="F2F2F2" w:themeFill="background1" w:themeFillShade="F2"/>
-          </w:tcPr>
-          <w:p>
-            <w:pPr>
-              <w:spacing w:before="0" w:after="0" w:line="276" w:lineRule="auto"/>
-              <w:ind w:firstLine="0"/>
-              <w:rPr>
+            <w:tcW w:w="2830" w:type="dxa"/>
+          </w:tcPr>
+          <w:p>
+            <w:pPr>
+              <w:pStyle w:val="TextoTablas"/>
+              <w:rPr>
+                <w:b/>
                 <w:bCs/>
-                <w:szCs w:val="28"/>
-              </w:rPr>
-            </w:pPr>
-            <w:r>
-              <w:t>Gianmarco Serrano Cabarcas</w:t>
-            </w:r>
-          </w:p>
-        </w:tc>
-        <w:tc>
-          <w:tcPr>
-            <w:tcW w:w="2941" w:type="dxa"/>
-            <w:shd w:val="clear" w:color="auto" w:fill="F2F2F2" w:themeFill="background1" w:themeFillShade="F2"/>
-          </w:tcPr>
-          <w:p>
-            <w:pPr>
-              <w:spacing w:before="0" w:after="0" w:line="276" w:lineRule="auto"/>
-              <w:ind w:firstLine="0"/>
-              <w:rPr>
+              </w:rPr>
+            </w:pPr>
+            <w:r>
+              <w:rPr>
+                <w:b/>
                 <w:bCs/>
-                <w:szCs w:val="28"/>
-              </w:rPr>
-            </w:pPr>
-            <w:r>
-              <w:t>Experto temático</w:t>
-            </w:r>
-          </w:p>
-        </w:tc>
-        <w:tc>
-          <w:tcPr>
-            <w:tcW w:w="4110" w:type="dxa"/>
-            <w:shd w:val="clear" w:color="auto" w:fill="F2F2F2" w:themeFill="background1" w:themeFillShade="F2"/>
-          </w:tcPr>
-          <w:p>
-            <w:pPr>
-              <w:spacing w:before="0" w:after="0" w:line="276" w:lineRule="auto"/>
-              <w:ind w:firstLine="0"/>
-              <w:rPr>
+              </w:rPr>
+              <w:t>Leonardo Castellanos Rodríguez</w:t>
+            </w:r>
+          </w:p>
+        </w:tc>
+        <w:tc>
+          <w:tcPr>
+            <w:tcW w:w="3261" w:type="dxa"/>
+          </w:tcPr>
+          <w:p>
+            <w:pPr>
+              <w:pStyle w:val="TextoTablas"/>
+            </w:pPr>
+            <w:r>
+              <w:t>Desarrollador full stack</w:t>
+            </w:r>
+          </w:p>
+        </w:tc>
+        <w:tc>
+          <w:tcPr>
+            <w:tcW w:w="3969" w:type="dxa"/>
+          </w:tcPr>
+          <w:p>
+            <w:pPr>
+              <w:pStyle w:val="TextoTablas"/>
+            </w:pPr>
+            <w:r>
+              <w:t>Centro Agroturístico - Regional Santander</w:t>
+            </w:r>
+          </w:p>
+        </w:tc>
+      </w:tr>
+      <w:tr>
+        <w:tc>
+          <w:tcPr>
+            <w:tcW w:w="2830" w:type="dxa"/>
+          </w:tcPr>
+          <w:p>
+            <w:pPr>
+              <w:pStyle w:val="TextoTablas"/>
+              <w:rPr>
+                <w:b/>
                 <w:bCs/>
-                <w:szCs w:val="28"/>
-              </w:rPr>
+              </w:rPr>
+            </w:pPr>
+            <w:r>
+              <w:rPr>
+                <w:b/>
+                <w:bCs/>
+              </w:rPr>
+              <w:t>María Alejandra Vera Briceño</w:t>
+            </w:r>
+          </w:p>
+        </w:tc>
+        <w:tc>
+          <w:tcPr>
+            <w:tcW w:w="3261" w:type="dxa"/>
+          </w:tcPr>
+          <w:p>
+            <w:pPr>
+              <w:pStyle w:val="TextoTablas"/>
+            </w:pPr>
+            <w:r>
+              <w:t>Animadora y productora audiovisual</w:t>
+            </w:r>
+          </w:p>
+        </w:tc>
+        <w:tc>
+          <w:tcPr>
+            <w:tcW w:w="3969" w:type="dxa"/>
+          </w:tcPr>
+          <w:p>
+            <w:pPr>
+              <w:pStyle w:val="TextoTablas"/>
             </w:pPr>
             <w:r>
               <w:t>Centro Agroturístico - Regional Santander</w:t>
@@ -8353,862 +8344,85 @@
       </w:tr>
       <w:tr>
         <w:trPr>
-          <w:trHeight w:val="505"/>
+          <w:cnfStyle w:val="000000100000" w:firstRow="0" w:lastRow="0" w:firstColumn="0" w:lastColumn="0" w:oddVBand="0" w:evenVBand="0" w:oddHBand="1" w:evenHBand="0" w:firstRowFirstColumn="0" w:firstRowLastColumn="0" w:lastRowFirstColumn="0" w:lastRowLastColumn="0"/>
         </w:trPr>
         <w:tc>
           <w:tcPr>
-            <w:tcW w:w="2583" w:type="dxa"/>
-          </w:tcPr>
-          <w:p>
-            <w:pPr>
-              <w:spacing w:before="0" w:after="0" w:line="276" w:lineRule="auto"/>
-              <w:ind w:firstLine="0"/>
-              <w:rPr>
+            <w:tcW w:w="2830" w:type="dxa"/>
+          </w:tcPr>
+          <w:p>
+            <w:pPr>
+              <w:pStyle w:val="TextoTablas"/>
+              <w:rPr>
+                <w:b/>
                 <w:bCs/>
-                <w:szCs w:val="28"/>
-              </w:rPr>
-            </w:pPr>
-            <w:r>
-              <w:t>Sandra Liliana Cristancho Cruz</w:t>
-            </w:r>
-          </w:p>
-        </w:tc>
-        <w:tc>
-          <w:tcPr>
-            <w:tcW w:w="2941" w:type="dxa"/>
-          </w:tcPr>
-          <w:p>
-            <w:pPr>
-              <w:spacing w:before="0" w:after="0" w:line="276" w:lineRule="auto"/>
-              <w:ind w:firstLine="0"/>
-              <w:rPr>
+              </w:rPr>
+            </w:pPr>
+            <w:r>
+              <w:rPr>
+                <w:b/>
                 <w:bCs/>
-                <w:szCs w:val="28"/>
-              </w:rPr>
-            </w:pPr>
-            <w:r>
-              <w:t>Evaluadora para contenidos inclusivos y accesibles</w:t>
-            </w:r>
-          </w:p>
-        </w:tc>
-        <w:tc>
-          <w:tcPr>
-            <w:tcW w:w="4110" w:type="dxa"/>
-          </w:tcPr>
-          <w:p>
-            <w:pPr>
-              <w:spacing w:before="0" w:after="0" w:line="276" w:lineRule="auto"/>
-              <w:ind w:firstLine="0"/>
-              <w:rPr>
-                <w:bCs/>
-                <w:szCs w:val="28"/>
-              </w:rPr>
+              </w:rPr>
+              <w:t>Yineth Ibette González Quintero</w:t>
+            </w:r>
+          </w:p>
+        </w:tc>
+        <w:tc>
+          <w:tcPr>
+            <w:tcW w:w="3261" w:type="dxa"/>
+          </w:tcPr>
+          <w:p>
+            <w:pPr>
+              <w:pStyle w:val="TextoTablas"/>
+            </w:pPr>
+            <w:r>
+              <w:t>Validadora y vinculadora de recursos educativos digitales</w:t>
+            </w:r>
+          </w:p>
+        </w:tc>
+        <w:tc>
+          <w:tcPr>
+            <w:tcW w:w="3969" w:type="dxa"/>
+          </w:tcPr>
+          <w:p>
+            <w:pPr>
+              <w:pStyle w:val="TextoTablas"/>
             </w:pPr>
             <w:r>
               <w:t>Centro Agroturístico - Regional Santander</w:t>
-            </w:r>
-          </w:p>
-        </w:tc>
-      </w:tr>
-    </w:tbl>
-    <w:p>
-      <w:pPr>
-        <w:spacing w:before="100" w:beforeAutospacing="1"/>
-        <w:ind w:firstLine="0"/>
-        <w:rPr>
-          <w:b/>
-          <w:bCs/>
-        </w:rPr>
-      </w:pPr>
-      <w:r>
-        <w:rPr>
-          <w:b/>
-          <w:bCs/>
-        </w:rPr>
-        <w:t>Diseño y desarrollo de recursos educativos digitales</w:t>
-      </w:r>
-    </w:p>
-    <w:tbl>
-      <w:tblPr>
-        <w:tblW w:w="9634" w:type="dxa"/>
-        <w:tblBorders>
-          <w:top w:val="single" w:sz="4" w:space="0" w:color="D9D9D9"/>
-          <w:left w:val="single" w:sz="4" w:space="0" w:color="D9D9D9"/>
-          <w:bottom w:val="single" w:sz="4" w:space="0" w:color="D9D9D9"/>
-          <w:right w:val="single" w:sz="4" w:space="0" w:color="D9D9D9"/>
-          <w:insideH w:val="single" w:sz="4" w:space="0" w:color="D9D9D9"/>
-          <w:insideV w:val="single" w:sz="4" w:space="0" w:color="D9D9D9"/>
-        </w:tblBorders>
-        <w:tblLayout w:type="fixed"/>
-        <w:tblLook w:val="04A0" w:firstRow="1" w:lastRow="0" w:firstColumn="1" w:lastColumn="0" w:noHBand="0" w:noVBand="1"/>
-      </w:tblPr>
-      <w:tblGrid>
-        <w:gridCol w:w="2583"/>
-        <w:gridCol w:w="2941"/>
-        <w:gridCol w:w="4110"/>
-      </w:tblGrid>
-      <w:tr>
-        <w:trPr>
-          <w:trHeight w:val="283"/>
-          <w:tblHeader/>
-        </w:trPr>
-        <w:tc>
-          <w:tcPr>
-            <w:tcW w:w="2583" w:type="dxa"/>
-            <w:shd w:val="clear" w:color="auto" w:fill="BFBFBF" w:themeFill="background1" w:themeFillShade="BF"/>
-          </w:tcPr>
-          <w:p>
-            <w:pPr>
-              <w:spacing w:before="0" w:after="0" w:line="276" w:lineRule="auto"/>
-              <w:jc w:val="center"/>
-              <w:rPr>
-                <w:b/>
-                <w:lang w:val="es-ES_tradnl" w:eastAsia="es-CO"/>
-              </w:rPr>
-            </w:pPr>
-            <w:r>
-              <w:rPr>
-                <w:b/>
-                <w:lang w:val="es-ES_tradnl" w:eastAsia="es-CO"/>
-              </w:rPr>
-              <w:t>Nombre</w:t>
-            </w:r>
-          </w:p>
-        </w:tc>
-        <w:tc>
-          <w:tcPr>
-            <w:tcW w:w="2941" w:type="dxa"/>
-            <w:shd w:val="clear" w:color="auto" w:fill="BFBFBF" w:themeFill="background1" w:themeFillShade="BF"/>
-          </w:tcPr>
-          <w:p>
-            <w:pPr>
-              <w:spacing w:before="0" w:after="0" w:line="276" w:lineRule="auto"/>
-              <w:jc w:val="center"/>
-              <w:rPr>
-                <w:b/>
-                <w:lang w:val="es-ES_tradnl" w:eastAsia="es-CO"/>
-              </w:rPr>
-            </w:pPr>
-            <w:r>
-              <w:rPr>
-                <w:b/>
-                <w:lang w:val="es-ES_tradnl" w:eastAsia="es-CO"/>
-              </w:rPr>
-              <w:t>Cargo</w:t>
-            </w:r>
-          </w:p>
-        </w:tc>
-        <w:tc>
-          <w:tcPr>
-            <w:tcW w:w="4110" w:type="dxa"/>
-            <w:shd w:val="clear" w:color="auto" w:fill="BFBFBF" w:themeFill="background1" w:themeFillShade="BF"/>
-          </w:tcPr>
-          <w:p>
-            <w:pPr>
-              <w:spacing w:before="0" w:after="0" w:line="276" w:lineRule="auto"/>
-              <w:ind w:firstLine="0"/>
-              <w:jc w:val="center"/>
-              <w:rPr>
-                <w:b/>
-                <w:lang w:val="es-ES_tradnl" w:eastAsia="es-CO"/>
-              </w:rPr>
-            </w:pPr>
-            <w:r>
-              <w:rPr>
-                <w:b/>
-                <w:lang w:val="es-ES_tradnl" w:eastAsia="es-CO"/>
-              </w:rPr>
-              <w:t>Centro de Formación y Regional</w:t>
             </w:r>
           </w:p>
         </w:tc>
       </w:tr>
       <w:tr>
-        <w:trPr>
-          <w:trHeight w:val="526"/>
-        </w:trPr>
-        <w:tc>
-          <w:tcPr>
-            <w:tcW w:w="2583" w:type="dxa"/>
-            <w:shd w:val="clear" w:color="auto" w:fill="F2F2F2" w:themeFill="background1" w:themeFillShade="F2"/>
-            <w:vAlign w:val="center"/>
-          </w:tcPr>
-          <w:p>
-            <w:pPr>
-              <w:spacing w:before="0" w:after="0" w:line="276" w:lineRule="auto"/>
-              <w:ind w:firstLine="0"/>
-            </w:pPr>
-            <w:r>
-              <w:t>Yazmin Rocio Figueroa Pacheco</w:t>
-            </w:r>
-          </w:p>
-        </w:tc>
-        <w:tc>
-          <w:tcPr>
-            <w:tcW w:w="2941" w:type="dxa"/>
-            <w:shd w:val="clear" w:color="auto" w:fill="F2F2F2" w:themeFill="background1" w:themeFillShade="F2"/>
-            <w:vAlign w:val="center"/>
-          </w:tcPr>
-          <w:p>
-            <w:pPr>
-              <w:spacing w:before="0" w:after="0" w:line="276" w:lineRule="auto"/>
-              <w:ind w:firstLine="0"/>
-            </w:pPr>
-            <w:r>
-              <w:t>Diseñadora de contenidos</w:t>
-            </w:r>
-          </w:p>
-        </w:tc>
-        <w:tc>
-          <w:tcPr>
-            <w:tcW w:w="4110" w:type="dxa"/>
-            <w:shd w:val="clear" w:color="auto" w:fill="F2F2F2" w:themeFill="background1" w:themeFillShade="F2"/>
-            <w:vAlign w:val="center"/>
-          </w:tcPr>
-          <w:p>
-            <w:pPr>
-              <w:spacing w:before="0" w:after="0" w:line="276" w:lineRule="auto"/>
-              <w:ind w:firstLine="0"/>
-            </w:pPr>
-            <w:r>
-              <w:t>Centro Agroturístico - Regional Santander</w:t>
-            </w:r>
-          </w:p>
-        </w:tc>
-      </w:tr>
-      <w:tr>
-        <w:trPr>
-          <w:trHeight w:val="505"/>
-        </w:trPr>
-        <w:tc>
-          <w:tcPr>
-            <w:tcW w:w="2583" w:type="dxa"/>
-            <w:vAlign w:val="center"/>
-          </w:tcPr>
-          <w:p>
-            <w:pPr>
-              <w:spacing w:before="0" w:after="0" w:line="276" w:lineRule="auto"/>
-              <w:ind w:firstLine="0"/>
-            </w:pPr>
-            <w:r>
-              <w:t>Leonardo Castellanos Rodríguez</w:t>
-            </w:r>
-          </w:p>
-        </w:tc>
-        <w:tc>
-          <w:tcPr>
-            <w:tcW w:w="2941" w:type="dxa"/>
-            <w:vAlign w:val="center"/>
-          </w:tcPr>
-          <w:p>
-            <w:pPr>
-              <w:spacing w:before="0" w:after="0" w:line="276" w:lineRule="auto"/>
-              <w:ind w:firstLine="0"/>
-            </w:pPr>
-            <w:r>
-              <w:t>Desarrollador </w:t>
-            </w:r>
-            <w:r>
-              <w:rPr>
-                <w:i/>
-                <w:iCs/>
-              </w:rPr>
-              <w:t>full stack</w:t>
-            </w:r>
-          </w:p>
-        </w:tc>
-        <w:tc>
-          <w:tcPr>
-            <w:tcW w:w="4110" w:type="dxa"/>
-            <w:vAlign w:val="center"/>
-          </w:tcPr>
-          <w:p>
-            <w:pPr>
-              <w:spacing w:before="0" w:after="0" w:line="276" w:lineRule="auto"/>
-              <w:ind w:firstLine="0"/>
-            </w:pPr>
-            <w:r>
-              <w:t>Centro Agroturístico - Regional Santander</w:t>
-            </w:r>
-          </w:p>
-        </w:tc>
-      </w:tr>
-      <w:tr>
-        <w:trPr>
-          <w:trHeight w:val="505"/>
-        </w:trPr>
-        <w:tc>
-          <w:tcPr>
-            <w:tcW w:w="2583" w:type="dxa"/>
-          </w:tcPr>
-          <w:p>
-            <w:pPr>
-              <w:spacing w:line="276" w:lineRule="auto"/>
-              <w:ind w:firstLine="0"/>
-              <w:rPr>
+        <w:tc>
+          <w:tcPr>
+            <w:tcW w:w="2830" w:type="dxa"/>
+          </w:tcPr>
+          <w:p>
+            <w:pPr>
+              <w:pStyle w:val="TextoTablas"/>
+              <w:rPr>
+                <w:b/>
                 <w:bCs/>
-                <w:lang w:val="es-ES_tradnl" w:eastAsia="es-CO"/>
-              </w:rPr>
-            </w:pPr>
-            <w:r>
-              <w:t>María Alejandra Vera Briceño</w:t>
-            </w:r>
-          </w:p>
-        </w:tc>
-        <w:tc>
-          <w:tcPr>
-            <w:tcW w:w="2941" w:type="dxa"/>
-          </w:tcPr>
-          <w:p>
-            <w:pPr>
-              <w:spacing w:line="276" w:lineRule="auto"/>
-              <w:ind w:firstLine="0"/>
-              <w:rPr>
+              </w:rPr>
+            </w:pPr>
+            <w:r>
+              <w:rPr>
+                <w:b/>
                 <w:bCs/>
-                <w:lang w:val="es-ES_tradnl" w:eastAsia="es-CO"/>
-              </w:rPr>
-            </w:pPr>
-            <w:r>
-              <w:t>Animadora y productora audiovisual</w:t>
-            </w:r>
-          </w:p>
-        </w:tc>
-        <w:tc>
-          <w:tcPr>
-            <w:tcW w:w="4110" w:type="dxa"/>
-          </w:tcPr>
-          <w:p>
-            <w:pPr>
-              <w:spacing w:line="276" w:lineRule="auto"/>
-              <w:ind w:firstLine="0"/>
-              <w:rPr>
-                <w:bCs/>
-                <w:lang w:val="es-ES_tradnl" w:eastAsia="es-CO"/>
-              </w:rPr>
-            </w:pPr>
-            <w:r>
-              <w:t>Centro Agroturístico - Regional Santande</w:t>
-            </w:r>
-            <w:r>
-              <w:t>r</w:t>
-            </w:r>
-          </w:p>
-        </w:tc>
-      </w:tr>
-    </w:tbl>
-    <w:p>
-      <w:pPr>
-        <w:spacing w:before="100" w:beforeAutospacing="1"/>
-        <w:ind w:firstLine="0"/>
-        <w:rPr>
-          <w:b/>
-          <w:bCs/>
-        </w:rPr>
-      </w:pPr>
-    </w:p>
-    <w:p>
-      <w:pPr>
-        <w:spacing w:before="100" w:beforeAutospacing="1"/>
-        <w:ind w:firstLine="0"/>
-        <w:rPr>
-          <w:b/>
-          <w:bCs/>
-        </w:rPr>
-      </w:pPr>
-    </w:p>
-    <w:p>
-      <w:pPr>
-        <w:spacing w:before="100" w:beforeAutospacing="1"/>
-        <w:ind w:firstLine="0"/>
-        <w:rPr>
-          <w:b/>
-          <w:bCs/>
-        </w:rPr>
-      </w:pPr>
-      <w:r>
-        <w:rPr>
-          <w:b/>
-          <w:bCs/>
-        </w:rPr>
-        <w:lastRenderedPageBreak/>
-        <w:t>Diseño y desarrollo de recursos educativos digitales</w:t>
-      </w:r>
-    </w:p>
-    <w:tbl>
-      <w:tblPr>
-        <w:tblW w:w="9634" w:type="dxa"/>
-        <w:tblBorders>
-          <w:top w:val="single" w:sz="4" w:space="0" w:color="D9D9D9"/>
-          <w:left w:val="single" w:sz="4" w:space="0" w:color="D9D9D9"/>
-          <w:bottom w:val="single" w:sz="4" w:space="0" w:color="D9D9D9"/>
-          <w:right w:val="single" w:sz="4" w:space="0" w:color="D9D9D9"/>
-          <w:insideH w:val="single" w:sz="4" w:space="0" w:color="D9D9D9"/>
-          <w:insideV w:val="single" w:sz="4" w:space="0" w:color="D9D9D9"/>
-        </w:tblBorders>
-        <w:tblLayout w:type="fixed"/>
-        <w:tblLook w:val="04A0" w:firstRow="1" w:lastRow="0" w:firstColumn="1" w:lastColumn="0" w:noHBand="0" w:noVBand="1"/>
-      </w:tblPr>
-      <w:tblGrid>
-        <w:gridCol w:w="2583"/>
-        <w:gridCol w:w="2941"/>
-        <w:gridCol w:w="4110"/>
-      </w:tblGrid>
-      <w:tr>
-        <w:trPr>
-          <w:trHeight w:val="283"/>
-          <w:tblHeader/>
-        </w:trPr>
-        <w:tc>
-          <w:tcPr>
-            <w:tcW w:w="2583" w:type="dxa"/>
-            <w:shd w:val="clear" w:color="auto" w:fill="BFBFBF" w:themeFill="background1" w:themeFillShade="BF"/>
-          </w:tcPr>
-          <w:p>
-            <w:pPr>
-              <w:spacing w:before="0" w:after="0" w:line="276" w:lineRule="auto"/>
-              <w:jc w:val="center"/>
-              <w:rPr>
-                <w:b/>
-                <w:lang w:val="es-ES_tradnl" w:eastAsia="es-CO"/>
-              </w:rPr>
-            </w:pPr>
-            <w:r>
-              <w:rPr>
-                <w:b/>
-                <w:lang w:val="es-ES_tradnl" w:eastAsia="es-CO"/>
-              </w:rPr>
-              <w:t>Nombre</w:t>
-            </w:r>
-          </w:p>
-        </w:tc>
-        <w:tc>
-          <w:tcPr>
-            <w:tcW w:w="2941" w:type="dxa"/>
-            <w:shd w:val="clear" w:color="auto" w:fill="BFBFBF" w:themeFill="background1" w:themeFillShade="BF"/>
-          </w:tcPr>
-          <w:p>
-            <w:pPr>
-              <w:spacing w:before="0" w:after="0" w:line="276" w:lineRule="auto"/>
-              <w:jc w:val="center"/>
-              <w:rPr>
-                <w:b/>
-                <w:lang w:val="es-ES_tradnl" w:eastAsia="es-CO"/>
-              </w:rPr>
-            </w:pPr>
-            <w:r>
-              <w:rPr>
-                <w:b/>
-                <w:lang w:val="es-ES_tradnl" w:eastAsia="es-CO"/>
-              </w:rPr>
-              <w:t>Cargo</w:t>
-            </w:r>
-          </w:p>
-        </w:tc>
-        <w:tc>
-          <w:tcPr>
-            <w:tcW w:w="4110" w:type="dxa"/>
-            <w:shd w:val="clear" w:color="auto" w:fill="BFBFBF" w:themeFill="background1" w:themeFillShade="BF"/>
-          </w:tcPr>
-          <w:p>
-            <w:pPr>
-              <w:spacing w:before="0" w:after="0" w:line="276" w:lineRule="auto"/>
-              <w:ind w:firstLine="0"/>
-              <w:jc w:val="center"/>
-              <w:rPr>
-                <w:b/>
-                <w:lang w:val="es-ES_tradnl" w:eastAsia="es-CO"/>
-              </w:rPr>
-            </w:pPr>
-            <w:r>
-              <w:rPr>
-                <w:b/>
-                <w:lang w:val="es-ES_tradnl" w:eastAsia="es-CO"/>
-              </w:rPr>
-              <w:t>Centro de Formación y Regional</w:t>
-            </w:r>
-          </w:p>
-        </w:tc>
-      </w:tr>
-      <w:tr>
-        <w:trPr>
-          <w:trHeight w:val="526"/>
-        </w:trPr>
-        <w:tc>
-          <w:tcPr>
-            <w:tcW w:w="2583" w:type="dxa"/>
-            <w:shd w:val="clear" w:color="auto" w:fill="F2F2F2" w:themeFill="background1" w:themeFillShade="F2"/>
-            <w:vAlign w:val="center"/>
-          </w:tcPr>
-          <w:p>
-            <w:pPr>
-              <w:spacing w:before="0" w:after="0" w:line="276" w:lineRule="auto"/>
-              <w:ind w:firstLine="0"/>
-            </w:pPr>
-            <w:r>
-              <w:t>Yazmin Rocio Figueroa Pacheco</w:t>
-            </w:r>
-          </w:p>
-        </w:tc>
-        <w:tc>
-          <w:tcPr>
-            <w:tcW w:w="2941" w:type="dxa"/>
-            <w:shd w:val="clear" w:color="auto" w:fill="F2F2F2" w:themeFill="background1" w:themeFillShade="F2"/>
-            <w:vAlign w:val="center"/>
-          </w:tcPr>
-          <w:p>
-            <w:pPr>
-              <w:spacing w:before="0" w:after="0" w:line="276" w:lineRule="auto"/>
-              <w:ind w:firstLine="0"/>
-            </w:pPr>
-            <w:r>
-              <w:t>Diseñadora de contenidos</w:t>
-            </w:r>
-          </w:p>
-        </w:tc>
-        <w:tc>
-          <w:tcPr>
-            <w:tcW w:w="4110" w:type="dxa"/>
-            <w:shd w:val="clear" w:color="auto" w:fill="F2F2F2" w:themeFill="background1" w:themeFillShade="F2"/>
-            <w:vAlign w:val="center"/>
-          </w:tcPr>
-          <w:p>
-            <w:pPr>
-              <w:spacing w:before="0" w:after="0" w:line="276" w:lineRule="auto"/>
-              <w:ind w:firstLine="0"/>
-            </w:pPr>
-            <w:r>
-              <w:t>Centro Agroturístico - Regional Santander</w:t>
-            </w:r>
-          </w:p>
-        </w:tc>
-      </w:tr>
-      <w:tr>
-        <w:trPr>
-          <w:trHeight w:val="505"/>
-        </w:trPr>
-        <w:tc>
-          <w:tcPr>
-            <w:tcW w:w="2583" w:type="dxa"/>
-            <w:vAlign w:val="center"/>
-          </w:tcPr>
-          <w:p>
-            <w:pPr>
-              <w:spacing w:before="0" w:after="0" w:line="276" w:lineRule="auto"/>
-              <w:ind w:firstLine="0"/>
-            </w:pPr>
-            <w:r>
-              <w:t>Leonardo Castellanos Rodríguez</w:t>
-            </w:r>
-          </w:p>
-        </w:tc>
-        <w:tc>
-          <w:tcPr>
-            <w:tcW w:w="2941" w:type="dxa"/>
-            <w:vAlign w:val="center"/>
-          </w:tcPr>
-          <w:p>
-            <w:pPr>
-              <w:spacing w:before="0" w:after="0" w:line="276" w:lineRule="auto"/>
-              <w:ind w:firstLine="0"/>
-            </w:pPr>
-            <w:r>
-              <w:t>Desarrollador </w:t>
-            </w:r>
-            <w:r>
-              <w:rPr>
-                <w:i/>
-                <w:iCs/>
-              </w:rPr>
-              <w:t>full stack</w:t>
-            </w:r>
-          </w:p>
-        </w:tc>
-        <w:tc>
-          <w:tcPr>
-            <w:tcW w:w="4110" w:type="dxa"/>
-            <w:vAlign w:val="center"/>
-          </w:tcPr>
-          <w:p>
-            <w:pPr>
-              <w:spacing w:before="0" w:after="0" w:line="276" w:lineRule="auto"/>
-              <w:ind w:firstLine="0"/>
-            </w:pPr>
-            <w:r>
-              <w:t>Centro Agroturístico - Regional Santander</w:t>
-            </w:r>
-          </w:p>
-        </w:tc>
-      </w:tr>
-      <w:tr>
-        <w:trPr>
-          <w:trHeight w:val="505"/>
-        </w:trPr>
-        <w:tc>
-          <w:tcPr>
-            <w:tcW w:w="2583" w:type="dxa"/>
-            <w:tcBorders>
-              <w:top w:val="single" w:sz="4" w:space="0" w:color="D9D9D9"/>
-              <w:left w:val="single" w:sz="4" w:space="0" w:color="D9D9D9"/>
-              <w:bottom w:val="single" w:sz="4" w:space="0" w:color="D9D9D9"/>
-              <w:right w:val="single" w:sz="4" w:space="0" w:color="D9D9D9"/>
-            </w:tcBorders>
-            <w:vAlign w:val="center"/>
-          </w:tcPr>
-          <w:p>
-            <w:pPr>
-              <w:spacing w:before="0" w:after="0" w:line="276" w:lineRule="auto"/>
-              <w:ind w:firstLine="0"/>
-            </w:pPr>
-            <w:r>
-              <w:t>María Alejandra Vera Briceño</w:t>
-            </w:r>
-          </w:p>
-        </w:tc>
-        <w:tc>
-          <w:tcPr>
-            <w:tcW w:w="2941" w:type="dxa"/>
-            <w:tcBorders>
-              <w:top w:val="single" w:sz="4" w:space="0" w:color="D9D9D9"/>
-              <w:left w:val="single" w:sz="4" w:space="0" w:color="D9D9D9"/>
-              <w:bottom w:val="single" w:sz="4" w:space="0" w:color="D9D9D9"/>
-              <w:right w:val="single" w:sz="4" w:space="0" w:color="D9D9D9"/>
-            </w:tcBorders>
-            <w:vAlign w:val="center"/>
-          </w:tcPr>
-          <w:p>
-            <w:pPr>
-              <w:spacing w:before="0" w:after="0" w:line="276" w:lineRule="auto"/>
-              <w:ind w:firstLine="0"/>
-            </w:pPr>
-            <w:r>
-              <w:t>Animadora y productora audiovisual</w:t>
-            </w:r>
-          </w:p>
-        </w:tc>
-        <w:tc>
-          <w:tcPr>
-            <w:tcW w:w="4110" w:type="dxa"/>
-            <w:tcBorders>
-              <w:top w:val="single" w:sz="4" w:space="0" w:color="D9D9D9"/>
-              <w:left w:val="single" w:sz="4" w:space="0" w:color="D9D9D9"/>
-              <w:bottom w:val="single" w:sz="4" w:space="0" w:color="D9D9D9"/>
-              <w:right w:val="single" w:sz="4" w:space="0" w:color="D9D9D9"/>
-            </w:tcBorders>
-            <w:vAlign w:val="center"/>
-          </w:tcPr>
-          <w:p>
-            <w:pPr>
-              <w:spacing w:before="0" w:after="0" w:line="276" w:lineRule="auto"/>
-              <w:ind w:firstLine="0"/>
-            </w:pPr>
-            <w:r>
-              <w:t>Centro Agroturístico - Regional Santander</w:t>
-            </w:r>
-          </w:p>
-        </w:tc>
-      </w:tr>
-    </w:tbl>
-    <w:p>
-      <w:pPr>
-        <w:spacing w:before="100" w:beforeAutospacing="1"/>
-        <w:ind w:firstLine="0"/>
-        <w:rPr>
-          <w:b/>
-          <w:bCs/>
-        </w:rPr>
-      </w:pPr>
-      <w:r>
-        <w:rPr>
-          <w:b/>
-          <w:bCs/>
-        </w:rPr>
-        <w:t>Validación Recurso Educativo Digita</w:t>
-      </w:r>
-      <w:r>
-        <w:rPr>
-          <w:b/>
-          <w:bCs/>
-        </w:rPr>
-        <w:t>l</w:t>
-      </w:r>
-    </w:p>
-    <w:tbl>
-      <w:tblPr>
-        <w:tblW w:w="9634" w:type="dxa"/>
-        <w:tblBorders>
-          <w:top w:val="single" w:sz="4" w:space="0" w:color="D9D9D9"/>
-          <w:left w:val="single" w:sz="4" w:space="0" w:color="D9D9D9"/>
-          <w:bottom w:val="single" w:sz="4" w:space="0" w:color="D9D9D9"/>
-          <w:right w:val="single" w:sz="4" w:space="0" w:color="D9D9D9"/>
-          <w:insideH w:val="single" w:sz="4" w:space="0" w:color="D9D9D9"/>
-          <w:insideV w:val="single" w:sz="4" w:space="0" w:color="D9D9D9"/>
-        </w:tblBorders>
-        <w:tblLayout w:type="fixed"/>
-        <w:tblLook w:val="04A0" w:firstRow="1" w:lastRow="0" w:firstColumn="1" w:lastColumn="0" w:noHBand="0" w:noVBand="1"/>
-      </w:tblPr>
-      <w:tblGrid>
-        <w:gridCol w:w="2583"/>
-        <w:gridCol w:w="2941"/>
-        <w:gridCol w:w="4110"/>
-      </w:tblGrid>
-      <w:tr>
-        <w:trPr>
-          <w:trHeight w:val="283"/>
-          <w:tblHeader/>
-        </w:trPr>
-        <w:tc>
-          <w:tcPr>
-            <w:tcW w:w="2583" w:type="dxa"/>
-            <w:shd w:val="clear" w:color="auto" w:fill="BFBFBF" w:themeFill="background1" w:themeFillShade="BF"/>
-          </w:tcPr>
-          <w:p>
-            <w:pPr>
-              <w:spacing w:before="0" w:after="0" w:line="276" w:lineRule="auto"/>
-              <w:jc w:val="center"/>
-              <w:rPr>
-                <w:b/>
-                <w:lang w:val="es-ES_tradnl" w:eastAsia="es-CO"/>
-              </w:rPr>
-            </w:pPr>
-            <w:r>
-              <w:rPr>
-                <w:b/>
-                <w:lang w:val="es-ES_tradnl" w:eastAsia="es-CO"/>
-              </w:rPr>
-              <w:t>Nombre</w:t>
-            </w:r>
-          </w:p>
-        </w:tc>
-        <w:tc>
-          <w:tcPr>
-            <w:tcW w:w="2941" w:type="dxa"/>
-            <w:shd w:val="clear" w:color="auto" w:fill="BFBFBF" w:themeFill="background1" w:themeFillShade="BF"/>
-          </w:tcPr>
-          <w:p>
-            <w:pPr>
-              <w:spacing w:before="0" w:after="0" w:line="276" w:lineRule="auto"/>
-              <w:jc w:val="center"/>
-              <w:rPr>
-                <w:b/>
-                <w:lang w:val="es-ES_tradnl" w:eastAsia="es-CO"/>
-              </w:rPr>
-            </w:pPr>
-            <w:r>
-              <w:rPr>
-                <w:b/>
-                <w:lang w:val="es-ES_tradnl" w:eastAsia="es-CO"/>
-              </w:rPr>
-              <w:t>Cargo</w:t>
-            </w:r>
-          </w:p>
-        </w:tc>
-        <w:tc>
-          <w:tcPr>
-            <w:tcW w:w="4110" w:type="dxa"/>
-            <w:shd w:val="clear" w:color="auto" w:fill="BFBFBF" w:themeFill="background1" w:themeFillShade="BF"/>
-          </w:tcPr>
-          <w:p>
-            <w:pPr>
-              <w:spacing w:before="0" w:after="0" w:line="276" w:lineRule="auto"/>
-              <w:ind w:firstLine="0"/>
-              <w:jc w:val="center"/>
-              <w:rPr>
-                <w:b/>
-                <w:lang w:val="es-ES_tradnl" w:eastAsia="es-CO"/>
-              </w:rPr>
-            </w:pPr>
-            <w:r>
-              <w:rPr>
-                <w:b/>
-                <w:lang w:val="es-ES_tradnl" w:eastAsia="es-CO"/>
-              </w:rPr>
-              <w:t>Centro de Formación y Regional</w:t>
-            </w:r>
-          </w:p>
-        </w:tc>
-      </w:tr>
-      <w:tr>
-        <w:trPr>
-          <w:trHeight w:val="526"/>
-        </w:trPr>
-        <w:tc>
-          <w:tcPr>
-            <w:tcW w:w="2583" w:type="dxa"/>
-            <w:shd w:val="clear" w:color="auto" w:fill="F2F2F2" w:themeFill="background1" w:themeFillShade="F2"/>
-          </w:tcPr>
-          <w:p>
-            <w:pPr>
-              <w:spacing w:before="0" w:after="0" w:line="276" w:lineRule="auto"/>
-              <w:ind w:firstLine="0"/>
-            </w:pPr>
-            <w:r>
-              <w:t xml:space="preserve">Yineth Ibette </w:t>
-            </w:r>
-            <w:r>
-              <w:t>González</w:t>
-            </w:r>
-            <w:r>
-              <w:t xml:space="preserve"> Quintero</w:t>
-            </w:r>
-          </w:p>
-        </w:tc>
-        <w:tc>
-          <w:tcPr>
-            <w:tcW w:w="2941" w:type="dxa"/>
-            <w:shd w:val="clear" w:color="auto" w:fill="F2F2F2" w:themeFill="background1" w:themeFillShade="F2"/>
-          </w:tcPr>
-          <w:p>
-            <w:pPr>
-              <w:spacing w:before="0" w:after="0" w:line="276" w:lineRule="auto"/>
-              <w:ind w:firstLine="0"/>
-            </w:pPr>
-            <w:r>
-              <w:t>Validadora y vinculadora de recursos educativos digitales</w:t>
-            </w:r>
-          </w:p>
-        </w:tc>
-        <w:tc>
-          <w:tcPr>
-            <w:tcW w:w="4110" w:type="dxa"/>
-            <w:shd w:val="clear" w:color="auto" w:fill="F2F2F2" w:themeFill="background1" w:themeFillShade="F2"/>
-          </w:tcPr>
-          <w:p>
-            <w:pPr>
-              <w:spacing w:before="0" w:after="0" w:line="276" w:lineRule="auto"/>
-              <w:ind w:firstLine="0"/>
-            </w:pPr>
-            <w:r>
-              <w:t>Centro Agroturístico - Regional Santander</w:t>
-            </w:r>
-          </w:p>
-        </w:tc>
-      </w:tr>
-      <w:tr>
-        <w:trPr>
-          <w:trHeight w:val="505"/>
-        </w:trPr>
-        <w:tc>
-          <w:tcPr>
-            <w:tcW w:w="2583" w:type="dxa"/>
-          </w:tcPr>
-          <w:p>
-            <w:pPr>
-              <w:spacing w:before="0" w:after="0" w:line="276" w:lineRule="auto"/>
-              <w:ind w:firstLine="0"/>
-            </w:pPr>
-            <w:r>
+              </w:rPr>
               <w:t>Sandra Liliana Cristancho Cruz</w:t>
             </w:r>
           </w:p>
         </w:tc>
         <w:tc>
           <w:tcPr>
-            <w:tcW w:w="2941" w:type="dxa"/>
-          </w:tcPr>
-          <w:p>
-            <w:pPr>
-              <w:spacing w:before="0" w:after="0" w:line="276" w:lineRule="auto"/>
-              <w:ind w:firstLine="0"/>
+            <w:tcW w:w="3261" w:type="dxa"/>
+          </w:tcPr>
+          <w:p>
+            <w:pPr>
+              <w:pStyle w:val="TextoTablas"/>
             </w:pPr>
             <w:r>
               <w:t>Evaluadora para contenidos inclusivos y accesibles</w:t>
@@ -9217,12 +8431,11 @@
         </w:tc>
         <w:tc>
           <w:tcPr>
-            <w:tcW w:w="4110" w:type="dxa"/>
-          </w:tcPr>
-          <w:p>
-            <w:pPr>
-              <w:spacing w:before="0" w:after="0" w:line="276" w:lineRule="auto"/>
-              <w:ind w:firstLine="0"/>
+            <w:tcW w:w="3969" w:type="dxa"/>
+          </w:tcPr>
+          <w:p>
+            <w:pPr>
+              <w:pStyle w:val="TextoTablas"/>
             </w:pPr>
             <w:r>
               <w:t>Centro Agroturístico - Regional Santander</w:t>
@@ -13454,13 +12667,13 @@
 </file>
 
 <file path=customXml/itemProps2.xml><?xml version="1.0" encoding="utf-8"?>
-<ds:datastoreItem xmlns:ds="http://schemas.openxmlformats.org/officeDocument/2006/customXml" ds:itemID="{979101C0-B60B-4979-99F9-CAAB6EDA038A}"/>
+<ds:datastoreItem xmlns:ds="http://schemas.openxmlformats.org/officeDocument/2006/customXml" ds:itemID="{71FFFDCB-56A4-4579-9FFB-0CF2D1E7F48E}"/>
 </file>
 
 <file path=customXml/itemProps3.xml><?xml version="1.0" encoding="utf-8"?>
-<ds:datastoreItem xmlns:ds="http://schemas.openxmlformats.org/officeDocument/2006/customXml" ds:itemID="{1A720923-88E2-47A5-9FD0-E5CD38CC32FF}"/>
+<ds:datastoreItem xmlns:ds="http://schemas.openxmlformats.org/officeDocument/2006/customXml" ds:itemID="{F23E265A-BB74-499A-998A-7E69FB560619}"/>
 </file>
 
 <file path=customXml/itemProps4.xml><?xml version="1.0" encoding="utf-8"?>
-<ds:datastoreItem xmlns:ds="http://schemas.openxmlformats.org/officeDocument/2006/customXml" ds:itemID="{75C38BB2-6FBD-43A4-B58A-8209CB36D9EE}"/>
+<ds:datastoreItem xmlns:ds="http://schemas.openxmlformats.org/officeDocument/2006/customXml" ds:itemID="{C22BFAD0-C67B-47E3-9397-8B255BA06DF4}"/>
 </file>
--- a/fuentes/CFA_03_22230062_DU.docx
+++ b/fuentes/CFA_03_22230062_DU.docx
@@ -1630,40 +1630,32 @@
     </w:p>
     <w:p>
       <w:pPr>
-        <w:spacing w:before="0" w:after="0"/>
-        <w:rPr>
-          <w:lang w:eastAsia="es-CO"/>
-        </w:rPr>
-      </w:pPr>
-    </w:p>
-    <w:p>
-      <w:pPr>
-        <w:pStyle w:val="Video"/>
-        <w:ind w:left="0" w:firstLine="0"/>
-        <w:jc w:val="left"/>
-      </w:pPr>
-      <w:r>
-        <w:lastRenderedPageBreak/>
-        <w:t>Plan de acción ambiental y de eficiencia energética</w:t>
-      </w:r>
-    </w:p>
-    <w:p>
-      <w:pPr>
         <w:pStyle w:val="Video"/>
         <w:numPr>
           <w:ilvl w:val="0"/>
           <w:numId w:val="0"/>
         </w:numPr>
-      </w:pPr>
+        <w:jc w:val="left"/>
+      </w:pPr>
+    </w:p>
+    <w:p>
+      <w:pPr>
+        <w:pStyle w:val="Video"/>
+        <w:ind w:left="0" w:firstLine="0"/>
+      </w:pPr>
+      <w:r>
+        <w:lastRenderedPageBreak/>
+        <w:t>Plan de acción ambiental y de eficiencia energética</w:t>
+      </w:r>
       <w:r>
         <w:rPr>
           <w:noProof/>
         </w:rPr>
         <w:drawing>
-          <wp:inline distT="0" distB="0" distL="0" distR="0" wp14:anchorId="0A7812CE" wp14:editId="11B78449">
-            <wp:extent cx="5151839" cy="3477491"/>
-            <wp:effectExtent l="0" t="0" r="0" b="8890"/>
-            <wp:docPr id="664932610" name="Imagen 4">
+          <wp:inline distT="0" distB="0" distL="0" distR="0" wp14:anchorId="6E549FC6" wp14:editId="43D0C6BE">
+            <wp:extent cx="4533125" cy="2549769"/>
+            <wp:effectExtent l="0" t="0" r="1270" b="3175"/>
+            <wp:docPr id="1698772218" name="Imagen 4">
               <a:extLst xmlns:a="http://schemas.openxmlformats.org/drawingml/2006/main">
                 <a:ext uri="{C183D7F6-B498-43B3-948B-1728B52AA6E4}">
                   <adec:decorative xmlns:adec="http://schemas.microsoft.com/office/drawing/2017/decorative" val="1"/>
@@ -1677,7 +1669,7 @@
               <a:graphicData uri="http://schemas.openxmlformats.org/drawingml/2006/picture">
                 <pic:pic xmlns:pic="http://schemas.openxmlformats.org/drawingml/2006/picture">
                   <pic:nvPicPr>
-                    <pic:cNvPr id="664932610" name="Imagen 4">
+                    <pic:cNvPr id="1698772218" name="Imagen 4">
                       <a:extLst>
                         <a:ext uri="{C183D7F6-B498-43B3-948B-1728B52AA6E4}">
                           <adec:decorative xmlns:adec="http://schemas.microsoft.com/office/drawing/2017/decorative" val="1"/>
@@ -1689,7 +1681,7 @@
                     </pic:cNvPicPr>
                   </pic:nvPicPr>
                   <pic:blipFill>
-                    <a:blip r:embed="rId9">
+                    <a:blip r:embed="rId9" cstate="print">
                       <a:extLst>
                         <a:ext uri="{28A0092B-C50C-407E-A947-70E740481C1C}">
                           <a14:useLocalDpi xmlns:a14="http://schemas.microsoft.com/office/drawing/2010/main" val="0"/>
@@ -1704,7 +1696,7 @@
                   <pic:spPr bwMode="auto">
                     <a:xfrm>
                       <a:off x="0" y="0"/>
-                      <a:ext cx="5210252" cy="3516920"/>
+                      <a:ext cx="4547586" cy="2557903"/>
                     </a:xfrm>
                     <a:prstGeom prst="rect">
                       <a:avLst/>
@@ -1726,6 +1718,7 @@
       <w:pPr>
         <w:spacing w:before="0" w:after="0"/>
         <w:ind w:firstLine="0"/>
+        <w:jc w:val="center"/>
         <w:rPr>
           <w:b/>
         </w:rPr>
@@ -1808,19 +1801,19 @@
               <w:spacing w:before="0" w:after="0"/>
             </w:pPr>
             <w:r>
-              <w:t xml:space="preserve">Este componente formativo proporciona al aprendiz los fundamentos para diseñar, estructurar y evaluar estrategias sostenibles, integrando herramientas que consideran aspectos técnicos, económicos y ambientales. Con ello, se busca </w:t>
+              <w:t xml:space="preserve">Este componente formativo proporciona al aprendiz los fundamentos para diseñar, estructurar y evaluar estrategias sostenibles, integrando herramientas que consideran aspectos técnicos, económicos y ambientales. Con ello, se busca desarrollar competencias para identificar problemas, establecer objetivos claros y proponer medidas concretas para el ahorro y uso racional de la energía. </w:t>
+            </w:r>
+          </w:p>
+          <w:p>
+            <w:pPr>
+              <w:spacing w:before="0" w:after="0"/>
+            </w:pPr>
+            <w:r>
+              <w:t xml:space="preserve">A partir del análisis de indicadores, la definición de actividades y el seguimiento de resultados, se fortalece la capacidad para implementar acciones que contribuyan a </w:t>
             </w:r>
             <w:r>
               <w:lastRenderedPageBreak/>
-              <w:t xml:space="preserve">desarrollar competencias para identificar problemas, establecer objetivos claros y proponer medidas concretas para el ahorro y uso racional de la energía. </w:t>
-            </w:r>
-          </w:p>
-          <w:p>
-            <w:pPr>
-              <w:spacing w:before="0" w:after="0"/>
-            </w:pPr>
-            <w:r>
-              <w:t>A partir del análisis de indicadores, la definición de actividades y el seguimiento de resultados, se fortalece la capacidad para implementar acciones que contribuyan a la mitigación de impactos, la optimización de procesos energéticos y el cumplimiento de la normativa ambiental vigente. Este proceso no solo promueve la eficiencia, sino que impulsa la mejora continua y la sostenibilidad a largo plazo.</w:t>
+              <w:t>la mitigación de impactos, la optimización de procesos energéticos y el cumplimiento de la normativa ambiental vigente. Este proceso no solo promueve la eficiencia, sino que impulsa la mejora continua y la sostenibilidad a largo plazo.</w:t>
             </w:r>
           </w:p>
           <w:p>
@@ -3644,7 +3637,10 @@
     <w:p>
       <w:pPr>
         <w:ind w:firstLine="0"/>
-        <w:rPr>
+        <w:jc w:val="center"/>
+        <w:rPr>
+          <w:b/>
+          <w:bCs/>
           <w:lang w:eastAsia="es-CO"/>
         </w:rPr>
       </w:pPr>
@@ -3656,9 +3652,9 @@
           <w:lang w:eastAsia="es-CO"/>
         </w:rPr>
         <w:drawing>
-          <wp:inline distT="0" distB="0" distL="0" distR="0" wp14:anchorId="61B9E702" wp14:editId="0535304C">
-            <wp:extent cx="6357840" cy="1927860"/>
-            <wp:effectExtent l="0" t="0" r="5080" b="0"/>
+          <wp:inline distT="0" distB="0" distL="0" distR="0" wp14:anchorId="61B9E702" wp14:editId="3A4CC94E">
+            <wp:extent cx="5169877" cy="1567640"/>
+            <wp:effectExtent l="0" t="0" r="0" b="0"/>
             <wp:docPr id="930311704" name="Imagen 5" descr="Describe el método SMART para crear objetivos: específico, medible, alcanzable, realista y con tiempo definido."/>
             <wp:cNvGraphicFramePr>
               <a:graphicFrameLocks xmlns:a="http://schemas.openxmlformats.org/drawingml/2006/main" noChangeAspect="1"/>
@@ -3688,7 +3684,7 @@
                   <pic:spPr bwMode="auto">
                     <a:xfrm>
                       <a:off x="0" y="0"/>
-                      <a:ext cx="6382870" cy="1935450"/>
+                      <a:ext cx="5209038" cy="1579514"/>
                     </a:xfrm>
                     <a:prstGeom prst="rect">
                       <a:avLst/>
@@ -3701,6 +3697,15 @@
           </wp:inline>
         </w:drawing>
       </w:r>
+    </w:p>
+    <w:p>
+      <w:pPr>
+        <w:ind w:firstLine="0"/>
+        <w:jc w:val="center"/>
+        <w:rPr>
+          <w:lang w:eastAsia="es-CO"/>
+        </w:rPr>
+      </w:pPr>
       <w:r>
         <w:rPr>
           <w:b/>
@@ -3776,14 +3781,14 @@
         <w:rPr>
           <w:lang w:eastAsia="es-CO"/>
         </w:rPr>
-        <w:t xml:space="preserve">La misión del PGSE debe ser una declaración breve y precisa que describa el propósito del plan y su alcance operativo. Por ejemplo: "garantizar una gestión </w:t>
+        <w:t xml:space="preserve">La misión del PGSE debe ser una declaración breve y precisa que describa el propósito del plan y su alcance operativo. Por ejemplo: "garantizar una gestión energética eficiente, responsable y alineada con la economía circular, minimizando el </w:t>
       </w:r>
       <w:r>
         <w:rPr>
           <w:lang w:eastAsia="es-CO"/>
         </w:rPr>
         <w:lastRenderedPageBreak/>
-        <w:t>energética eficiente, responsable y alineada con la economía circular, minimizando el impacto sobre el aire y el agua en la operación de la infraestructura". Esta misión orienta las acciones diarias y define el sentido del plan dentro de la organización.</w:t>
+        <w:t>impacto sobre el aire y el agua en la operación de la infraestructura". Esta misión orienta las acciones diarias y define el sentido del plan dentro de la organización.</w:t>
       </w:r>
     </w:p>
     <w:p>
@@ -12650,10 +12655,10 @@
 <file path=customXml/item4.xml><?xml version="1.0" encoding="utf-8"?>
 <p:properties xmlns:p="http://schemas.microsoft.com/office/2006/metadata/properties" xmlns:xsi="http://www.w3.org/2001/XMLSchema-instance" xmlns:pc="http://schemas.microsoft.com/office/infopath/2007/PartnerControls">
   <documentManagement>
+    <TaxCatchAll xmlns="285d351f-f218-493a-825f-85a9dfbde315" xsi:nil="true"/>
     <lcf76f155ced4ddcb4097134ff3c332f xmlns="55abea07-cd72-4a95-add0-1082a24cf9e9">
       <Terms xmlns="http://schemas.microsoft.com/office/infopath/2007/PartnerControls"/>
     </lcf76f155ced4ddcb4097134ff3c332f>
-    <TaxCatchAll xmlns="285d351f-f218-493a-825f-85a9dfbde315" xsi:nil="true"/>
   </documentManagement>
 </p:properties>
 </file>
@@ -12667,13 +12672,13 @@
 </file>
 
 <file path=customXml/itemProps2.xml><?xml version="1.0" encoding="utf-8"?>
-<ds:datastoreItem xmlns:ds="http://schemas.openxmlformats.org/officeDocument/2006/customXml" ds:itemID="{71FFFDCB-56A4-4579-9FFB-0CF2D1E7F48E}"/>
+<ds:datastoreItem xmlns:ds="http://schemas.openxmlformats.org/officeDocument/2006/customXml" ds:itemID="{D3F63E43-F67D-40BA-B062-4403880833C9}"/>
 </file>
 
 <file path=customXml/itemProps3.xml><?xml version="1.0" encoding="utf-8"?>
-<ds:datastoreItem xmlns:ds="http://schemas.openxmlformats.org/officeDocument/2006/customXml" ds:itemID="{F23E265A-BB74-499A-998A-7E69FB560619}"/>
+<ds:datastoreItem xmlns:ds="http://schemas.openxmlformats.org/officeDocument/2006/customXml" ds:itemID="{22121BF7-4D1A-4CC4-A7B9-C33378771A2D}"/>
 </file>
 
 <file path=customXml/itemProps4.xml><?xml version="1.0" encoding="utf-8"?>
-<ds:datastoreItem xmlns:ds="http://schemas.openxmlformats.org/officeDocument/2006/customXml" ds:itemID="{C22BFAD0-C67B-47E3-9397-8B255BA06DF4}"/>
+<ds:datastoreItem xmlns:ds="http://schemas.openxmlformats.org/officeDocument/2006/customXml" ds:itemID="{260EE569-6599-48B7-AE71-383AB7286B16}"/>
 </file>
--- a/fuentes/CFA_03_22230062_DU.docx
+++ b/fuentes/CFA_03_22230062_DU.docx
@@ -1652,7 +1652,7 @@
           <w:noProof/>
         </w:rPr>
         <w:drawing>
-          <wp:inline distT="0" distB="0" distL="0" distR="0" wp14:anchorId="6E549FC6" wp14:editId="43D0C6BE">
+          <wp:inline distT="0" distB="0" distL="0" distR="0" wp14:anchorId="6E549FC6" wp14:editId="304FD0F2">
             <wp:extent cx="4533125" cy="2549769"/>
             <wp:effectExtent l="0" t="0" r="1270" b="3175"/>
             <wp:docPr id="1698772218" name="Imagen 4">
@@ -8079,7 +8079,7 @@
               <w:pStyle w:val="TextoTablas"/>
             </w:pPr>
             <w:r>
-              <w:t>Dirección General</w:t>
+              <w:t>Centro Agroturístico - Regional Santander</w:t>
             </w:r>
           </w:p>
         </w:tc>
@@ -12672,13 +12672,13 @@
 </file>
 
 <file path=customXml/itemProps2.xml><?xml version="1.0" encoding="utf-8"?>
-<ds:datastoreItem xmlns:ds="http://schemas.openxmlformats.org/officeDocument/2006/customXml" ds:itemID="{D3F63E43-F67D-40BA-B062-4403880833C9}"/>
+<ds:datastoreItem xmlns:ds="http://schemas.openxmlformats.org/officeDocument/2006/customXml" ds:itemID="{2DB04183-21A0-4757-8879-719B763483AD}"/>
 </file>
 
 <file path=customXml/itemProps3.xml><?xml version="1.0" encoding="utf-8"?>
-<ds:datastoreItem xmlns:ds="http://schemas.openxmlformats.org/officeDocument/2006/customXml" ds:itemID="{22121BF7-4D1A-4CC4-A7B9-C33378771A2D}"/>
+<ds:datastoreItem xmlns:ds="http://schemas.openxmlformats.org/officeDocument/2006/customXml" ds:itemID="{6F58D334-2378-42CA-99B3-6C10A97DAF49}"/>
 </file>
 
 <file path=customXml/itemProps4.xml><?xml version="1.0" encoding="utf-8"?>
-<ds:datastoreItem xmlns:ds="http://schemas.openxmlformats.org/officeDocument/2006/customXml" ds:itemID="{260EE569-6599-48B7-AE71-383AB7286B16}"/>
+<ds:datastoreItem xmlns:ds="http://schemas.openxmlformats.org/officeDocument/2006/customXml" ds:itemID="{8177B179-E92B-4F27-97C0-2A1E9162101F}"/>
 </file>